--- a/Introduccion_MissTortas_SistemaGestionOrdenes.docx
+++ b/Introduccion_MissTortas_SistemaGestionOrdenes.docx
@@ -7,6 +7,7 @@
         <w:spacing w:before="2000" w:after="200"/>
         <w:jc w:val="center"/>
       </w:pPr>
+      <w:proofErr w:type="spellStart"/>
       <w:r>
         <w:rPr>
           <w:b/>
@@ -15,7 +16,18 @@
           <w:sz w:val="40"/>
           <w:szCs w:val="40"/>
         </w:rPr>
-        <w:t>MissTortas Bakery</w:t>
+        <w:t>MissTortas</w:t>
+      </w:r>
+      <w:proofErr w:type="spellEnd"/>
+      <w:r>
+        <w:rPr>
+          <w:b/>
+          <w:bCs/>
+          <w:color w:val="5C2E22"/>
+          <w:sz w:val="40"/>
+          <w:szCs w:val="40"/>
+        </w:rPr>
+        <w:t xml:space="preserve"> Bakery</w:t>
       </w:r>
     </w:p>
     <w:p>
@@ -29,14 +41,43 @@
           <w:sz w:val="30"/>
           <w:szCs w:val="30"/>
         </w:rPr>
-        <w:t>Sistema de Gestión de Órdenes</w:t>
-      </w:r>
+        <w:t xml:space="preserve">Sistema de </w:t>
+      </w:r>
+      <w:proofErr w:type="spellStart"/>
+      <w:r>
+        <w:rPr>
+          <w:color w:val="8E4B3B"/>
+          <w:sz w:val="30"/>
+          <w:szCs w:val="30"/>
+        </w:rPr>
+        <w:t>Gestión</w:t>
+      </w:r>
+      <w:proofErr w:type="spellEnd"/>
+      <w:r>
+        <w:rPr>
+          <w:color w:val="8E4B3B"/>
+          <w:sz w:val="30"/>
+          <w:szCs w:val="30"/>
+        </w:rPr>
+        <w:t xml:space="preserve"> de </w:t>
+      </w:r>
+      <w:proofErr w:type="spellStart"/>
+      <w:r>
+        <w:rPr>
+          <w:color w:val="8E4B3B"/>
+          <w:sz w:val="30"/>
+          <w:szCs w:val="30"/>
+        </w:rPr>
+        <w:t>Órdenes</w:t>
+      </w:r>
+      <w:proofErr w:type="spellEnd"/>
     </w:p>
     <w:p>
       <w:pPr>
         <w:spacing w:after="100"/>
         <w:jc w:val="center"/>
       </w:pPr>
+      <w:proofErr w:type="spellStart"/>
       <w:r>
         <w:rPr>
           <w:i/>
@@ -44,7 +85,17 @@
           <w:sz w:val="24"/>
           <w:szCs w:val="24"/>
         </w:rPr>
-        <w:t>Documento Introductorio del Sistema</w:t>
+        <w:t>Documento</w:t>
+      </w:r>
+      <w:proofErr w:type="spellEnd"/>
+      <w:r>
+        <w:rPr>
+          <w:i/>
+          <w:iCs/>
+          <w:sz w:val="24"/>
+          <w:szCs w:val="24"/>
+        </w:rPr>
+        <w:t xml:space="preserve"> Introductorio del Sistema</w:t>
       </w:r>
     </w:p>
     <w:p>
@@ -52,22 +103,38 @@
         <w:spacing w:after="4000"/>
         <w:jc w:val="center"/>
       </w:pPr>
+      <w:proofErr w:type="spellStart"/>
       <w:r>
         <w:rPr>
           <w:color w:val="666666"/>
         </w:rPr>
-        <w:t>Versión: 0.1.0</w:t>
+        <w:t>Versión</w:t>
+      </w:r>
+      <w:proofErr w:type="spellEnd"/>
+      <w:r>
+        <w:rPr>
+          <w:color w:val="666666"/>
+        </w:rPr>
+        <w:t>: 0.1.0</w:t>
       </w:r>
     </w:p>
     <w:p>
       <w:pPr>
         <w:jc w:val="center"/>
       </w:pPr>
+      <w:proofErr w:type="spellStart"/>
       <w:r>
         <w:rPr>
           <w:color w:val="666666"/>
         </w:rPr>
-        <w:t>Fecha: 02/08/2026</w:t>
+        <w:t>Fecha</w:t>
+      </w:r>
+      <w:proofErr w:type="spellEnd"/>
+      <w:r>
+        <w:rPr>
+          <w:color w:val="666666"/>
+        </w:rPr>
+        <w:t>: 02/08/2026</w:t>
       </w:r>
     </w:p>
     <w:p>
@@ -88,18 +155,98 @@
         <w:rPr>
           <w:color w:val="5C2E22"/>
         </w:rPr>
-        <w:t>1. Introducción</w:t>
-      </w:r>
+        <w:t xml:space="preserve">1. </w:t>
+      </w:r>
+      <w:proofErr w:type="spellStart"/>
+      <w:r>
+        <w:rPr>
+          <w:color w:val="5C2E22"/>
+        </w:rPr>
+        <w:t>Introducción</w:t>
+      </w:r>
+      <w:proofErr w:type="spellEnd"/>
     </w:p>
     <w:p>
       <w:pPr>
         <w:spacing w:after="160"/>
       </w:pPr>
       <w:r>
-        <w:t>El presente documento describe, a nivel introductorio y con un enfoque superficial, el Sistema de Gestión de Órdenes desarrollado para</w:t>
-      </w:r>
-      <w:r>
-        <w:t xml:space="preserve"> la empresa de fantasia</w:t>
+        <w:t xml:space="preserve">El </w:t>
+      </w:r>
+      <w:proofErr w:type="spellStart"/>
+      <w:r>
+        <w:t>presente</w:t>
+      </w:r>
+      <w:proofErr w:type="spellEnd"/>
+      <w:r>
+        <w:t xml:space="preserve"> </w:t>
+      </w:r>
+      <w:proofErr w:type="spellStart"/>
+      <w:r>
+        <w:t>documento</w:t>
+      </w:r>
+      <w:proofErr w:type="spellEnd"/>
+      <w:r>
+        <w:t xml:space="preserve"> describe, a </w:t>
+      </w:r>
+      <w:proofErr w:type="spellStart"/>
+      <w:r>
+        <w:t>nivel</w:t>
+      </w:r>
+      <w:proofErr w:type="spellEnd"/>
+      <w:r>
+        <w:t xml:space="preserve"> </w:t>
+      </w:r>
+      <w:proofErr w:type="spellStart"/>
+      <w:r>
+        <w:t>introductorio</w:t>
+      </w:r>
+      <w:proofErr w:type="spellEnd"/>
+      <w:r>
+        <w:t xml:space="preserve"> y con un </w:t>
+      </w:r>
+      <w:proofErr w:type="spellStart"/>
+      <w:r>
+        <w:t>enfoque</w:t>
+      </w:r>
+      <w:proofErr w:type="spellEnd"/>
+      <w:r>
+        <w:t xml:space="preserve"> superficial, el Sistema de </w:t>
+      </w:r>
+      <w:proofErr w:type="spellStart"/>
+      <w:r>
+        <w:t>Gestión</w:t>
+      </w:r>
+      <w:proofErr w:type="spellEnd"/>
+      <w:r>
+        <w:t xml:space="preserve"> de </w:t>
+      </w:r>
+      <w:proofErr w:type="spellStart"/>
+      <w:r>
+        <w:t>Órdenes</w:t>
+      </w:r>
+      <w:proofErr w:type="spellEnd"/>
+      <w:r>
+        <w:t xml:space="preserve"> </w:t>
+      </w:r>
+      <w:proofErr w:type="spellStart"/>
+      <w:r>
+        <w:t>desarrollado</w:t>
+      </w:r>
+      <w:proofErr w:type="spellEnd"/>
+      <w:r>
+        <w:t xml:space="preserve"> para</w:t>
+      </w:r>
+      <w:r>
+        <w:t xml:space="preserve"> la </w:t>
+      </w:r>
+      <w:proofErr w:type="spellStart"/>
+      <w:r>
+        <w:t>empresa</w:t>
+      </w:r>
+      <w:proofErr w:type="spellEnd"/>
+      <w:r>
+        <w:t xml:space="preserve"> de fantasia</w:t>
       </w:r>
       <w:r>
         <w:t xml:space="preserve"> </w:t>
@@ -107,14 +254,219 @@
       <w:r>
         <w:t>‘</w:t>
       </w:r>
-      <w:r>
-        <w:t>MissTortas Bakery</w:t>
+      <w:proofErr w:type="spellStart"/>
+      <w:r>
+        <w:t>MissTortas</w:t>
+      </w:r>
+      <w:proofErr w:type="spellEnd"/>
+      <w:r>
+        <w:t xml:space="preserve"> Bakery</w:t>
       </w:r>
       <w:r>
         <w:t>’</w:t>
       </w:r>
       <w:r>
-        <w:t>. Su objetivo es brindar una visión general del alcance funcional del sistema y de su organización técnica, sin profundizar en el detalle de diseño interno de cada componente, sirviendo como punto de referencia rápido para quienes necesiten familiarizarse con el proyecto.</w:t>
+        <w:t xml:space="preserve">. Su </w:t>
+      </w:r>
+      <w:proofErr w:type="spellStart"/>
+      <w:r>
+        <w:t>objetivo</w:t>
+      </w:r>
+      <w:proofErr w:type="spellEnd"/>
+      <w:r>
+        <w:t xml:space="preserve"> es </w:t>
+      </w:r>
+      <w:proofErr w:type="spellStart"/>
+      <w:r>
+        <w:t>brindar</w:t>
+      </w:r>
+      <w:proofErr w:type="spellEnd"/>
+      <w:r>
+        <w:t xml:space="preserve"> </w:t>
+      </w:r>
+      <w:proofErr w:type="spellStart"/>
+      <w:r>
+        <w:t>una</w:t>
+      </w:r>
+      <w:proofErr w:type="spellEnd"/>
+      <w:r>
+        <w:t xml:space="preserve"> </w:t>
+      </w:r>
+      <w:proofErr w:type="spellStart"/>
+      <w:r>
+        <w:t>visión</w:t>
+      </w:r>
+      <w:proofErr w:type="spellEnd"/>
+      <w:r>
+        <w:t xml:space="preserve"> general del </w:t>
+      </w:r>
+      <w:proofErr w:type="spellStart"/>
+      <w:r>
+        <w:t>alcance</w:t>
+      </w:r>
+      <w:proofErr w:type="spellEnd"/>
+      <w:r>
+        <w:t xml:space="preserve"> </w:t>
+      </w:r>
+      <w:proofErr w:type="spellStart"/>
+      <w:r>
+        <w:t>funcional</w:t>
+      </w:r>
+      <w:proofErr w:type="spellEnd"/>
+      <w:r>
+        <w:t xml:space="preserve"> del </w:t>
+      </w:r>
+      <w:proofErr w:type="spellStart"/>
+      <w:r>
+        <w:t>sistema</w:t>
+      </w:r>
+      <w:proofErr w:type="spellEnd"/>
+      <w:r>
+        <w:t xml:space="preserve"> y de </w:t>
+      </w:r>
+      <w:proofErr w:type="spellStart"/>
+      <w:r>
+        <w:t>su</w:t>
+      </w:r>
+      <w:proofErr w:type="spellEnd"/>
+      <w:r>
+        <w:t xml:space="preserve"> </w:t>
+      </w:r>
+      <w:proofErr w:type="spellStart"/>
+      <w:r>
+        <w:t>organización</w:t>
+      </w:r>
+      <w:proofErr w:type="spellEnd"/>
+      <w:r>
+        <w:t xml:space="preserve"> </w:t>
+      </w:r>
+      <w:proofErr w:type="spellStart"/>
+      <w:r>
+        <w:t>técnica</w:t>
+      </w:r>
+      <w:proofErr w:type="spellEnd"/>
+      <w:r>
+        <w:t xml:space="preserve">, sin </w:t>
+      </w:r>
+      <w:proofErr w:type="spellStart"/>
+      <w:r>
+        <w:t>profundizar</w:t>
+      </w:r>
+      <w:proofErr w:type="spellEnd"/>
+      <w:r>
+        <w:t xml:space="preserve"> </w:t>
+      </w:r>
+      <w:proofErr w:type="spellStart"/>
+      <w:r>
+        <w:t>en</w:t>
+      </w:r>
+      <w:proofErr w:type="spellEnd"/>
+      <w:r>
+        <w:t xml:space="preserve"> el </w:t>
+      </w:r>
+      <w:proofErr w:type="spellStart"/>
+      <w:r>
+        <w:t>detalle</w:t>
+      </w:r>
+      <w:proofErr w:type="spellEnd"/>
+      <w:r>
+        <w:t xml:space="preserve"> de </w:t>
+      </w:r>
+      <w:proofErr w:type="spellStart"/>
+      <w:r>
+        <w:t>diseño</w:t>
+      </w:r>
+      <w:proofErr w:type="spellEnd"/>
+      <w:r>
+        <w:t xml:space="preserve"> </w:t>
+      </w:r>
+      <w:proofErr w:type="spellStart"/>
+      <w:r>
+        <w:t>interno</w:t>
+      </w:r>
+      <w:proofErr w:type="spellEnd"/>
+      <w:r>
+        <w:t xml:space="preserve"> de </w:t>
+      </w:r>
+      <w:proofErr w:type="spellStart"/>
+      <w:r>
+        <w:t>cada</w:t>
+      </w:r>
+      <w:proofErr w:type="spellEnd"/>
+      <w:r>
+        <w:t xml:space="preserve"> </w:t>
+      </w:r>
+      <w:proofErr w:type="spellStart"/>
+      <w:r>
+        <w:t>componente</w:t>
+      </w:r>
+      <w:proofErr w:type="spellEnd"/>
+      <w:r>
+        <w:t xml:space="preserve">, </w:t>
+      </w:r>
+      <w:proofErr w:type="spellStart"/>
+      <w:r>
+        <w:t>sirviendo</w:t>
+      </w:r>
+      <w:proofErr w:type="spellEnd"/>
+      <w:r>
+        <w:t xml:space="preserve"> </w:t>
+      </w:r>
+      <w:proofErr w:type="spellStart"/>
+      <w:r>
+        <w:t>como</w:t>
+      </w:r>
+      <w:proofErr w:type="spellEnd"/>
+      <w:r>
+        <w:t xml:space="preserve"> punto de </w:t>
+      </w:r>
+      <w:proofErr w:type="spellStart"/>
+      <w:r>
+        <w:t>referencia</w:t>
+      </w:r>
+      <w:proofErr w:type="spellEnd"/>
+      <w:r>
+        <w:t xml:space="preserve"> </w:t>
+      </w:r>
+      <w:proofErr w:type="spellStart"/>
+      <w:r>
+        <w:t>rápido</w:t>
+      </w:r>
+      <w:proofErr w:type="spellEnd"/>
+      <w:r>
+        <w:t xml:space="preserve"> para </w:t>
+      </w:r>
+      <w:proofErr w:type="spellStart"/>
+      <w:r>
+        <w:t>quienes</w:t>
+      </w:r>
+      <w:proofErr w:type="spellEnd"/>
+      <w:r>
+        <w:t xml:space="preserve"> </w:t>
+      </w:r>
+      <w:proofErr w:type="spellStart"/>
+      <w:r>
+        <w:t>necesiten</w:t>
+      </w:r>
+      <w:proofErr w:type="spellEnd"/>
+      <w:r>
+        <w:t xml:space="preserve"> </w:t>
+      </w:r>
+      <w:proofErr w:type="spellStart"/>
+      <w:r>
+        <w:t>familiarizarse</w:t>
+      </w:r>
+      <w:proofErr w:type="spellEnd"/>
+      <w:r>
+        <w:t xml:space="preserve"> con el </w:t>
+      </w:r>
+      <w:proofErr w:type="spellStart"/>
+      <w:r>
+        <w:t>proyecto</w:t>
+      </w:r>
+      <w:proofErr w:type="spellEnd"/>
+      <w:r>
+        <w:t>.</w:t>
       </w:r>
     </w:p>
     <w:p>
@@ -122,7 +474,255 @@
         <w:spacing w:after="160"/>
       </w:pPr>
       <w:r>
-        <w:t>El sistema permite administrar el ciclo completo de las órdenes generadas por los clientes de la pastelería, así como la gestión de los usuarios internos que participan en su resolución: alta, habilitación, asignación de roles y permisos, y asignación de tareas asociadas a cada orden.</w:t>
+        <w:t xml:space="preserve">El </w:t>
+      </w:r>
+      <w:proofErr w:type="spellStart"/>
+      <w:r>
+        <w:t>sistema</w:t>
+      </w:r>
+      <w:proofErr w:type="spellEnd"/>
+      <w:r>
+        <w:t xml:space="preserve"> </w:t>
+      </w:r>
+      <w:proofErr w:type="spellStart"/>
+      <w:r>
+        <w:t>permite</w:t>
+      </w:r>
+      <w:proofErr w:type="spellEnd"/>
+      <w:r>
+        <w:t xml:space="preserve"> </w:t>
+      </w:r>
+      <w:proofErr w:type="spellStart"/>
+      <w:r>
+        <w:t>administrar</w:t>
+      </w:r>
+      <w:proofErr w:type="spellEnd"/>
+      <w:r>
+        <w:t xml:space="preserve"> el </w:t>
+      </w:r>
+      <w:proofErr w:type="spellStart"/>
+      <w:r>
+        <w:t>ciclo</w:t>
+      </w:r>
+      <w:proofErr w:type="spellEnd"/>
+      <w:r>
+        <w:t xml:space="preserve"> </w:t>
+      </w:r>
+      <w:proofErr w:type="spellStart"/>
+      <w:r>
+        <w:t>completo</w:t>
+      </w:r>
+      <w:proofErr w:type="spellEnd"/>
+      <w:r>
+        <w:t xml:space="preserve"> de las </w:t>
+      </w:r>
+      <w:proofErr w:type="spellStart"/>
+      <w:r>
+        <w:t>órdenes</w:t>
+      </w:r>
+      <w:proofErr w:type="spellEnd"/>
+      <w:r>
+        <w:t xml:space="preserve"> </w:t>
+      </w:r>
+      <w:proofErr w:type="spellStart"/>
+      <w:r>
+        <w:t>generadas</w:t>
+      </w:r>
+      <w:proofErr w:type="spellEnd"/>
+      <w:r>
+        <w:t xml:space="preserve"> </w:t>
+      </w:r>
+      <w:proofErr w:type="spellStart"/>
+      <w:r>
+        <w:t>por</w:t>
+      </w:r>
+      <w:proofErr w:type="spellEnd"/>
+      <w:r>
+        <w:t xml:space="preserve"> </w:t>
+      </w:r>
+      <w:proofErr w:type="spellStart"/>
+      <w:r>
+        <w:t>los</w:t>
+      </w:r>
+      <w:proofErr w:type="spellEnd"/>
+      <w:r>
+        <w:t xml:space="preserve"> </w:t>
+      </w:r>
+      <w:proofErr w:type="spellStart"/>
+      <w:r>
+        <w:t>clientes</w:t>
+      </w:r>
+      <w:proofErr w:type="spellEnd"/>
+      <w:r>
+        <w:t xml:space="preserve"> de la </w:t>
+      </w:r>
+      <w:proofErr w:type="spellStart"/>
+      <w:r>
+        <w:t>pastelería</w:t>
+      </w:r>
+      <w:proofErr w:type="spellEnd"/>
+      <w:r>
+        <w:t xml:space="preserve">, </w:t>
+      </w:r>
+      <w:proofErr w:type="spellStart"/>
+      <w:r>
+        <w:t>así</w:t>
+      </w:r>
+      <w:proofErr w:type="spellEnd"/>
+      <w:r>
+        <w:t xml:space="preserve"> </w:t>
+      </w:r>
+      <w:proofErr w:type="spellStart"/>
+      <w:r>
+        <w:t>como</w:t>
+      </w:r>
+      <w:proofErr w:type="spellEnd"/>
+      <w:r>
+        <w:t xml:space="preserve"> la </w:t>
+      </w:r>
+      <w:proofErr w:type="spellStart"/>
+      <w:r>
+        <w:t>gestión</w:t>
+      </w:r>
+      <w:proofErr w:type="spellEnd"/>
+      <w:r>
+        <w:t xml:space="preserve"> de </w:t>
+      </w:r>
+      <w:proofErr w:type="spellStart"/>
+      <w:r>
+        <w:t>los</w:t>
+      </w:r>
+      <w:proofErr w:type="spellEnd"/>
+      <w:r>
+        <w:t xml:space="preserve"> </w:t>
+      </w:r>
+      <w:proofErr w:type="spellStart"/>
+      <w:r>
+        <w:t>usuarios</w:t>
+      </w:r>
+      <w:proofErr w:type="spellEnd"/>
+      <w:r>
+        <w:t xml:space="preserve"> </w:t>
+      </w:r>
+      <w:proofErr w:type="spellStart"/>
+      <w:r>
+        <w:t>internos</w:t>
+      </w:r>
+      <w:proofErr w:type="spellEnd"/>
+      <w:r>
+        <w:t xml:space="preserve"> </w:t>
+      </w:r>
+      <w:proofErr w:type="spellStart"/>
+      <w:r>
+        <w:t>que</w:t>
+      </w:r>
+      <w:proofErr w:type="spellEnd"/>
+      <w:r>
+        <w:t xml:space="preserve"> </w:t>
+      </w:r>
+      <w:proofErr w:type="spellStart"/>
+      <w:r>
+        <w:t>participan</w:t>
+      </w:r>
+      <w:proofErr w:type="spellEnd"/>
+      <w:r>
+        <w:t xml:space="preserve"> </w:t>
+      </w:r>
+      <w:proofErr w:type="spellStart"/>
+      <w:r>
+        <w:t>en</w:t>
+      </w:r>
+      <w:proofErr w:type="spellEnd"/>
+      <w:r>
+        <w:t xml:space="preserve"> </w:t>
+      </w:r>
+      <w:proofErr w:type="spellStart"/>
+      <w:r>
+        <w:t>su</w:t>
+      </w:r>
+      <w:proofErr w:type="spellEnd"/>
+      <w:r>
+        <w:t xml:space="preserve"> </w:t>
+      </w:r>
+      <w:proofErr w:type="spellStart"/>
+      <w:r>
+        <w:t>resolución</w:t>
+      </w:r>
+      <w:proofErr w:type="spellEnd"/>
+      <w:r>
+        <w:t xml:space="preserve">: </w:t>
+      </w:r>
+      <w:proofErr w:type="spellStart"/>
+      <w:r>
+        <w:t>alta</w:t>
+      </w:r>
+      <w:proofErr w:type="spellEnd"/>
+      <w:r>
+        <w:t xml:space="preserve">, </w:t>
+      </w:r>
+      <w:proofErr w:type="spellStart"/>
+      <w:r>
+        <w:t>habilitación</w:t>
+      </w:r>
+      <w:proofErr w:type="spellEnd"/>
+      <w:r>
+        <w:t xml:space="preserve">, </w:t>
+      </w:r>
+      <w:proofErr w:type="spellStart"/>
+      <w:r>
+        <w:t>asignación</w:t>
+      </w:r>
+      <w:proofErr w:type="spellEnd"/>
+      <w:r>
+        <w:t xml:space="preserve"> de roles y </w:t>
+      </w:r>
+      <w:proofErr w:type="spellStart"/>
+      <w:r>
+        <w:t>permisos</w:t>
+      </w:r>
+      <w:proofErr w:type="spellEnd"/>
+      <w:r>
+        <w:t xml:space="preserve">, y </w:t>
+      </w:r>
+      <w:proofErr w:type="spellStart"/>
+      <w:r>
+        <w:t>asignación</w:t>
+      </w:r>
+      <w:proofErr w:type="spellEnd"/>
+      <w:r>
+        <w:t xml:space="preserve"> de </w:t>
+      </w:r>
+      <w:proofErr w:type="spellStart"/>
+      <w:r>
+        <w:t>tareas</w:t>
+      </w:r>
+      <w:proofErr w:type="spellEnd"/>
+      <w:r>
+        <w:t xml:space="preserve"> </w:t>
+      </w:r>
+      <w:proofErr w:type="spellStart"/>
+      <w:r>
+        <w:t>asociadas</w:t>
+      </w:r>
+      <w:proofErr w:type="spellEnd"/>
+      <w:r>
+        <w:t xml:space="preserve"> a </w:t>
+      </w:r>
+      <w:proofErr w:type="spellStart"/>
+      <w:r>
+        <w:t>cada</w:t>
+      </w:r>
+      <w:proofErr w:type="spellEnd"/>
+      <w:r>
+        <w:t xml:space="preserve"> </w:t>
+      </w:r>
+      <w:proofErr w:type="spellStart"/>
+      <w:r>
+        <w:t>orden</w:t>
+      </w:r>
+      <w:proofErr w:type="spellEnd"/>
+      <w:r>
+        <w:t>.</w:t>
       </w:r>
     </w:p>
     <w:p>
@@ -130,7 +730,191 @@
         <w:spacing w:after="160"/>
       </w:pPr>
       <w:r>
-        <w:t>El proyecto está desarrollado bajo un enfoque code-first, es decir, el modelo de datos y el esquema de la base de datos se derivan directamente de las entidades definidas en el código fuente (mediante Entity Framework Core), en lugar de partir de un diseño de base de datos preexistente.</w:t>
+        <w:t xml:space="preserve">El </w:t>
+      </w:r>
+      <w:proofErr w:type="spellStart"/>
+      <w:r>
+        <w:t>proyecto</w:t>
+      </w:r>
+      <w:proofErr w:type="spellEnd"/>
+      <w:r>
+        <w:t xml:space="preserve"> </w:t>
+      </w:r>
+      <w:proofErr w:type="spellStart"/>
+      <w:r>
+        <w:t>está</w:t>
+      </w:r>
+      <w:proofErr w:type="spellEnd"/>
+      <w:r>
+        <w:t xml:space="preserve"> </w:t>
+      </w:r>
+      <w:proofErr w:type="spellStart"/>
+      <w:r>
+        <w:t>desarrollado</w:t>
+      </w:r>
+      <w:proofErr w:type="spellEnd"/>
+      <w:r>
+        <w:t xml:space="preserve"> bajo un </w:t>
+      </w:r>
+      <w:proofErr w:type="spellStart"/>
+      <w:r>
+        <w:t>enfoque</w:t>
+      </w:r>
+      <w:proofErr w:type="spellEnd"/>
+      <w:r>
+        <w:t xml:space="preserve"> code-first, es </w:t>
+      </w:r>
+      <w:proofErr w:type="spellStart"/>
+      <w:r>
+        <w:t>decir</w:t>
+      </w:r>
+      <w:proofErr w:type="spellEnd"/>
+      <w:r>
+        <w:t xml:space="preserve">, el </w:t>
+      </w:r>
+      <w:proofErr w:type="spellStart"/>
+      <w:r>
+        <w:t>modelo</w:t>
+      </w:r>
+      <w:proofErr w:type="spellEnd"/>
+      <w:r>
+        <w:t xml:space="preserve"> de </w:t>
+      </w:r>
+      <w:proofErr w:type="spellStart"/>
+      <w:r>
+        <w:t>datos</w:t>
+      </w:r>
+      <w:proofErr w:type="spellEnd"/>
+      <w:r>
+        <w:t xml:space="preserve"> y el </w:t>
+      </w:r>
+      <w:proofErr w:type="spellStart"/>
+      <w:r>
+        <w:t>esquema</w:t>
+      </w:r>
+      <w:proofErr w:type="spellEnd"/>
+      <w:r>
+        <w:t xml:space="preserve"> de la base de </w:t>
+      </w:r>
+      <w:proofErr w:type="spellStart"/>
+      <w:r>
+        <w:t>datos</w:t>
+      </w:r>
+      <w:proofErr w:type="spellEnd"/>
+      <w:r>
+        <w:t xml:space="preserve"> se </w:t>
+      </w:r>
+      <w:proofErr w:type="spellStart"/>
+      <w:r>
+        <w:t>derivan</w:t>
+      </w:r>
+      <w:proofErr w:type="spellEnd"/>
+      <w:r>
+        <w:t xml:space="preserve"> </w:t>
+      </w:r>
+      <w:proofErr w:type="spellStart"/>
+      <w:r>
+        <w:t>directamente</w:t>
+      </w:r>
+      <w:proofErr w:type="spellEnd"/>
+      <w:r>
+        <w:t xml:space="preserve"> de las </w:t>
+      </w:r>
+      <w:proofErr w:type="spellStart"/>
+      <w:r>
+        <w:t>entidades</w:t>
+      </w:r>
+      <w:proofErr w:type="spellEnd"/>
+      <w:r>
+        <w:t xml:space="preserve"> </w:t>
+      </w:r>
+      <w:proofErr w:type="spellStart"/>
+      <w:r>
+        <w:t>definidas</w:t>
+      </w:r>
+      <w:proofErr w:type="spellEnd"/>
+      <w:r>
+        <w:t xml:space="preserve"> </w:t>
+      </w:r>
+      <w:proofErr w:type="spellStart"/>
+      <w:r>
+        <w:t>en</w:t>
+      </w:r>
+      <w:proofErr w:type="spellEnd"/>
+      <w:r>
+        <w:t xml:space="preserve"> el </w:t>
+      </w:r>
+      <w:proofErr w:type="spellStart"/>
+      <w:r>
+        <w:t>código</w:t>
+      </w:r>
+      <w:proofErr w:type="spellEnd"/>
+      <w:r>
+        <w:t xml:space="preserve"> </w:t>
+      </w:r>
+      <w:proofErr w:type="spellStart"/>
+      <w:r>
+        <w:t>fuente</w:t>
+      </w:r>
+      <w:proofErr w:type="spellEnd"/>
+      <w:r>
+        <w:t xml:space="preserve"> (</w:t>
+      </w:r>
+      <w:proofErr w:type="spellStart"/>
+      <w:r>
+        <w:t>mediante</w:t>
+      </w:r>
+      <w:proofErr w:type="spellEnd"/>
+      <w:r>
+        <w:t xml:space="preserve"> Entity Framework Core), </w:t>
+      </w:r>
+      <w:proofErr w:type="spellStart"/>
+      <w:r>
+        <w:t>en</w:t>
+      </w:r>
+      <w:proofErr w:type="spellEnd"/>
+      <w:r>
+        <w:t xml:space="preserve"> </w:t>
+      </w:r>
+      <w:proofErr w:type="spellStart"/>
+      <w:r>
+        <w:t>lugar</w:t>
+      </w:r>
+      <w:proofErr w:type="spellEnd"/>
+      <w:r>
+        <w:t xml:space="preserve"> de </w:t>
+      </w:r>
+      <w:proofErr w:type="spellStart"/>
+      <w:r>
+        <w:t>partir</w:t>
+      </w:r>
+      <w:proofErr w:type="spellEnd"/>
+      <w:r>
+        <w:t xml:space="preserve"> de un </w:t>
+      </w:r>
+      <w:proofErr w:type="spellStart"/>
+      <w:r>
+        <w:t>diseño</w:t>
+      </w:r>
+      <w:proofErr w:type="spellEnd"/>
+      <w:r>
+        <w:t xml:space="preserve"> de base de </w:t>
+      </w:r>
+      <w:proofErr w:type="spellStart"/>
+      <w:r>
+        <w:t>datos</w:t>
+      </w:r>
+      <w:proofErr w:type="spellEnd"/>
+      <w:r>
+        <w:t xml:space="preserve"> </w:t>
+      </w:r>
+      <w:proofErr w:type="spellStart"/>
+      <w:r>
+        <w:t>preexistente</w:t>
+      </w:r>
+      <w:proofErr w:type="spellEnd"/>
+      <w:r>
+        <w:t>.</w:t>
       </w:r>
     </w:p>
     <w:p>
@@ -142,15 +926,85 @@
         <w:rPr>
           <w:color w:val="5C2E22"/>
         </w:rPr>
-        <w:t>2. Alcance funcional</w:t>
-      </w:r>
+        <w:t xml:space="preserve">2. </w:t>
+      </w:r>
+      <w:proofErr w:type="spellStart"/>
+      <w:r>
+        <w:rPr>
+          <w:color w:val="5C2E22"/>
+        </w:rPr>
+        <w:t>Alcance</w:t>
+      </w:r>
+      <w:proofErr w:type="spellEnd"/>
+      <w:r>
+        <w:rPr>
+          <w:color w:val="5C2E22"/>
+        </w:rPr>
+        <w:t xml:space="preserve"> </w:t>
+      </w:r>
+      <w:proofErr w:type="spellStart"/>
+      <w:r>
+        <w:rPr>
+          <w:color w:val="5C2E22"/>
+        </w:rPr>
+        <w:t>funcional</w:t>
+      </w:r>
+      <w:proofErr w:type="spellEnd"/>
     </w:p>
     <w:p>
       <w:pPr>
         <w:spacing w:after="160"/>
       </w:pPr>
       <w:r>
-        <w:t>A grandes rasgos, el sistema contempla las siguientes capacidades:</w:t>
+        <w:t xml:space="preserve">A </w:t>
+      </w:r>
+      <w:proofErr w:type="spellStart"/>
+      <w:r>
+        <w:t>grandes</w:t>
+      </w:r>
+      <w:proofErr w:type="spellEnd"/>
+      <w:r>
+        <w:t xml:space="preserve"> </w:t>
+      </w:r>
+      <w:proofErr w:type="spellStart"/>
+      <w:r>
+        <w:t>rasgos</w:t>
+      </w:r>
+      <w:proofErr w:type="spellEnd"/>
+      <w:r>
+        <w:t xml:space="preserve">, el </w:t>
+      </w:r>
+      <w:proofErr w:type="spellStart"/>
+      <w:r>
+        <w:t>sistema</w:t>
+      </w:r>
+      <w:proofErr w:type="spellEnd"/>
+      <w:r>
+        <w:t xml:space="preserve"> </w:t>
+      </w:r>
+      <w:proofErr w:type="spellStart"/>
+      <w:r>
+        <w:t>contempla</w:t>
+      </w:r>
+      <w:proofErr w:type="spellEnd"/>
+      <w:r>
+        <w:t xml:space="preserve"> las </w:t>
+      </w:r>
+      <w:proofErr w:type="spellStart"/>
+      <w:r>
+        <w:t>siguientes</w:t>
+      </w:r>
+      <w:proofErr w:type="spellEnd"/>
+      <w:r>
+        <w:t xml:space="preserve"> </w:t>
+      </w:r>
+      <w:proofErr w:type="spellStart"/>
+      <w:r>
+        <w:t>capacidades</w:t>
+      </w:r>
+      <w:proofErr w:type="spellEnd"/>
+      <w:r>
+        <w:t>:</w:t>
       </w:r>
     </w:p>
     <w:p>
@@ -163,19 +1017,221 @@
         <w:spacing w:after="80"/>
       </w:pPr>
       <w:r>
-        <w:t>Alta de usuarios, pudiendo realizarse desde la aplicación de escritorio (por parte de un administrador) o mediante autorregistro desde la web.</w:t>
-      </w:r>
-      <w:r>
-        <w:t xml:space="preserve"> </w:t>
-      </w:r>
-      <w:r>
-        <w:t>Habilitación de usuarios registrados, restringida a quienes cuenten con los permisos correspondientes.</w:t>
-      </w:r>
-      <w:r>
-        <w:t xml:space="preserve"> </w:t>
-      </w:r>
-      <w:r>
-        <w:t>Asignación de permisos adicionales a usuarios en particular.</w:t>
+        <w:t xml:space="preserve">Alta de </w:t>
+      </w:r>
+      <w:proofErr w:type="spellStart"/>
+      <w:r>
+        <w:t>usuarios</w:t>
+      </w:r>
+      <w:proofErr w:type="spellEnd"/>
+      <w:r>
+        <w:t xml:space="preserve">, </w:t>
+      </w:r>
+      <w:proofErr w:type="spellStart"/>
+      <w:r>
+        <w:t>pudiendo</w:t>
+      </w:r>
+      <w:proofErr w:type="spellEnd"/>
+      <w:r>
+        <w:t xml:space="preserve"> </w:t>
+      </w:r>
+      <w:proofErr w:type="spellStart"/>
+      <w:r>
+        <w:t>realizarse</w:t>
+      </w:r>
+      <w:proofErr w:type="spellEnd"/>
+      <w:r>
+        <w:t xml:space="preserve"> </w:t>
+      </w:r>
+      <w:proofErr w:type="spellStart"/>
+      <w:r>
+        <w:t>desde</w:t>
+      </w:r>
+      <w:proofErr w:type="spellEnd"/>
+      <w:r>
+        <w:t xml:space="preserve"> la </w:t>
+      </w:r>
+      <w:proofErr w:type="spellStart"/>
+      <w:r>
+        <w:t>aplicación</w:t>
+      </w:r>
+      <w:proofErr w:type="spellEnd"/>
+      <w:r>
+        <w:t xml:space="preserve"> de </w:t>
+      </w:r>
+      <w:proofErr w:type="spellStart"/>
+      <w:r>
+        <w:t>escritorio</w:t>
+      </w:r>
+      <w:proofErr w:type="spellEnd"/>
+      <w:r>
+        <w:t xml:space="preserve"> (</w:t>
+      </w:r>
+      <w:proofErr w:type="spellStart"/>
+      <w:r>
+        <w:t>por</w:t>
+      </w:r>
+      <w:proofErr w:type="spellEnd"/>
+      <w:r>
+        <w:t xml:space="preserve"> </w:t>
+      </w:r>
+      <w:proofErr w:type="spellStart"/>
+      <w:r>
+        <w:t>parte</w:t>
+      </w:r>
+      <w:proofErr w:type="spellEnd"/>
+      <w:r>
+        <w:t xml:space="preserve"> de un </w:t>
+      </w:r>
+      <w:proofErr w:type="spellStart"/>
+      <w:r>
+        <w:t>administrador</w:t>
+      </w:r>
+      <w:proofErr w:type="spellEnd"/>
+      <w:r>
+        <w:t xml:space="preserve">) o </w:t>
+      </w:r>
+      <w:proofErr w:type="spellStart"/>
+      <w:r>
+        <w:t>mediante</w:t>
+      </w:r>
+      <w:proofErr w:type="spellEnd"/>
+      <w:r>
+        <w:t xml:space="preserve"> </w:t>
+      </w:r>
+      <w:proofErr w:type="spellStart"/>
+      <w:r>
+        <w:t>autorregistro</w:t>
+      </w:r>
+      <w:proofErr w:type="spellEnd"/>
+      <w:r>
+        <w:t xml:space="preserve"> </w:t>
+      </w:r>
+      <w:proofErr w:type="spellStart"/>
+      <w:r>
+        <w:t>desde</w:t>
+      </w:r>
+      <w:proofErr w:type="spellEnd"/>
+      <w:r>
+        <w:t xml:space="preserve"> la web.</w:t>
+      </w:r>
+      <w:r>
+        <w:t xml:space="preserve"> </w:t>
+      </w:r>
+      <w:proofErr w:type="spellStart"/>
+      <w:r>
+        <w:t>Habilitación</w:t>
+      </w:r>
+      <w:proofErr w:type="spellEnd"/>
+      <w:r>
+        <w:t xml:space="preserve"> de </w:t>
+      </w:r>
+      <w:proofErr w:type="spellStart"/>
+      <w:r>
+        <w:t>usuarios</w:t>
+      </w:r>
+      <w:proofErr w:type="spellEnd"/>
+      <w:r>
+        <w:t xml:space="preserve"> </w:t>
+      </w:r>
+      <w:proofErr w:type="spellStart"/>
+      <w:r>
+        <w:t>registrados</w:t>
+      </w:r>
+      <w:proofErr w:type="spellEnd"/>
+      <w:r>
+        <w:t xml:space="preserve">, </w:t>
+      </w:r>
+      <w:proofErr w:type="spellStart"/>
+      <w:r>
+        <w:t>restringida</w:t>
+      </w:r>
+      <w:proofErr w:type="spellEnd"/>
+      <w:r>
+        <w:t xml:space="preserve"> a </w:t>
+      </w:r>
+      <w:proofErr w:type="spellStart"/>
+      <w:r>
+        <w:t>quienes</w:t>
+      </w:r>
+      <w:proofErr w:type="spellEnd"/>
+      <w:r>
+        <w:t xml:space="preserve"> </w:t>
+      </w:r>
+      <w:proofErr w:type="spellStart"/>
+      <w:r>
+        <w:t>cuenten</w:t>
+      </w:r>
+      <w:proofErr w:type="spellEnd"/>
+      <w:r>
+        <w:t xml:space="preserve"> con </w:t>
+      </w:r>
+      <w:proofErr w:type="spellStart"/>
+      <w:r>
+        <w:t>los</w:t>
+      </w:r>
+      <w:proofErr w:type="spellEnd"/>
+      <w:r>
+        <w:t xml:space="preserve"> </w:t>
+      </w:r>
+      <w:proofErr w:type="spellStart"/>
+      <w:r>
+        <w:t>permisos</w:t>
+      </w:r>
+      <w:proofErr w:type="spellEnd"/>
+      <w:r>
+        <w:t xml:space="preserve"> </w:t>
+      </w:r>
+      <w:proofErr w:type="spellStart"/>
+      <w:r>
+        <w:t>correspondientes</w:t>
+      </w:r>
+      <w:proofErr w:type="spellEnd"/>
+      <w:r>
+        <w:t>.</w:t>
+      </w:r>
+      <w:r>
+        <w:t xml:space="preserve"> </w:t>
+      </w:r>
+      <w:proofErr w:type="spellStart"/>
+      <w:r>
+        <w:t>Asignación</w:t>
+      </w:r>
+      <w:proofErr w:type="spellEnd"/>
+      <w:r>
+        <w:t xml:space="preserve"> de </w:t>
+      </w:r>
+      <w:proofErr w:type="spellStart"/>
+      <w:r>
+        <w:t>permisos</w:t>
+      </w:r>
+      <w:proofErr w:type="spellEnd"/>
+      <w:r>
+        <w:t xml:space="preserve"> </w:t>
+      </w:r>
+      <w:proofErr w:type="spellStart"/>
+      <w:r>
+        <w:t>adicionales</w:t>
+      </w:r>
+      <w:proofErr w:type="spellEnd"/>
+      <w:r>
+        <w:t xml:space="preserve"> a </w:t>
+      </w:r>
+      <w:proofErr w:type="spellStart"/>
+      <w:r>
+        <w:t>usuarios</w:t>
+      </w:r>
+      <w:proofErr w:type="spellEnd"/>
+      <w:r>
+        <w:t xml:space="preserve"> </w:t>
+      </w:r>
+      <w:proofErr w:type="spellStart"/>
+      <w:r>
+        <w:t>en</w:t>
+      </w:r>
+      <w:proofErr w:type="spellEnd"/>
+      <w:r>
+        <w:t xml:space="preserve"> particular.</w:t>
       </w:r>
     </w:p>
     <w:p>
@@ -194,7 +1250,15 @@
         <w:t>es</w:t>
       </w:r>
       <w:r>
-        <w:t xml:space="preserve"> de un usuario.</w:t>
+        <w:t xml:space="preserve"> de un </w:t>
+      </w:r>
+      <w:proofErr w:type="spellStart"/>
+      <w:r>
+        <w:t>usuario</w:t>
+      </w:r>
+      <w:proofErr w:type="spellEnd"/>
+      <w:r>
+        <w:t>.</w:t>
       </w:r>
     </w:p>
     <w:p>
@@ -206,8 +1270,29 @@
         </w:numPr>
         <w:spacing w:after="80"/>
       </w:pPr>
-      <w:r>
-        <w:t>Asignación de permisos adicionales a roles.</w:t>
+      <w:proofErr w:type="spellStart"/>
+      <w:r>
+        <w:t>Asignación</w:t>
+      </w:r>
+      <w:proofErr w:type="spellEnd"/>
+      <w:r>
+        <w:t xml:space="preserve"> de </w:t>
+      </w:r>
+      <w:proofErr w:type="spellStart"/>
+      <w:r>
+        <w:t>permisos</w:t>
+      </w:r>
+      <w:proofErr w:type="spellEnd"/>
+      <w:r>
+        <w:t xml:space="preserve"> </w:t>
+      </w:r>
+      <w:proofErr w:type="spellStart"/>
+      <w:r>
+        <w:t>adicionales</w:t>
+      </w:r>
+      <w:proofErr w:type="spellEnd"/>
+      <w:r>
+        <w:t xml:space="preserve"> a roles.</w:t>
       </w:r>
     </w:p>
     <w:p>
@@ -219,8 +1304,53 @@
         </w:numPr>
         <w:spacing w:after="80"/>
       </w:pPr>
-      <w:r>
-        <w:t>Gestión integral de órdenes (creación, seguimiento y cambios de estado).</w:t>
+      <w:proofErr w:type="spellStart"/>
+      <w:r>
+        <w:t>Gestión</w:t>
+      </w:r>
+      <w:proofErr w:type="spellEnd"/>
+      <w:r>
+        <w:t xml:space="preserve"> integral de </w:t>
+      </w:r>
+      <w:proofErr w:type="spellStart"/>
+      <w:r>
+        <w:t>órdenes</w:t>
+      </w:r>
+      <w:proofErr w:type="spellEnd"/>
+      <w:r>
+        <w:t xml:space="preserve"> (</w:t>
+      </w:r>
+      <w:proofErr w:type="spellStart"/>
+      <w:r>
+        <w:t>creación</w:t>
+      </w:r>
+      <w:proofErr w:type="spellEnd"/>
+      <w:r>
+        <w:t xml:space="preserve">, </w:t>
+      </w:r>
+      <w:proofErr w:type="spellStart"/>
+      <w:r>
+        <w:t>seguimiento</w:t>
+      </w:r>
+      <w:proofErr w:type="spellEnd"/>
+      <w:r>
+        <w:t xml:space="preserve"> y </w:t>
+      </w:r>
+      <w:proofErr w:type="spellStart"/>
+      <w:r>
+        <w:t>cambios</w:t>
+      </w:r>
+      <w:proofErr w:type="spellEnd"/>
+      <w:r>
+        <w:t xml:space="preserve"> de </w:t>
+      </w:r>
+      <w:proofErr w:type="spellStart"/>
+      <w:r>
+        <w:t>estado</w:t>
+      </w:r>
+      <w:proofErr w:type="spellEnd"/>
+      <w:r>
+        <w:t>).</w:t>
       </w:r>
     </w:p>
     <w:p>
@@ -232,11 +1362,120 @@
         </w:numPr>
         <w:spacing w:after="80"/>
       </w:pPr>
-      <w:r>
-        <w:t>Asignación de tareas a los usuarios del sistema en el marco de una orden.</w:t>
-      </w:r>
-      <w:r>
-        <w:t xml:space="preserve"> Los usuarios pueden finalizar las tareas asignadas.</w:t>
+      <w:proofErr w:type="spellStart"/>
+      <w:r>
+        <w:t>Asignación</w:t>
+      </w:r>
+      <w:proofErr w:type="spellEnd"/>
+      <w:r>
+        <w:t xml:space="preserve"> de </w:t>
+      </w:r>
+      <w:proofErr w:type="spellStart"/>
+      <w:r>
+        <w:t>tareas</w:t>
+      </w:r>
+      <w:proofErr w:type="spellEnd"/>
+      <w:r>
+        <w:t xml:space="preserve"> a </w:t>
+      </w:r>
+      <w:proofErr w:type="spellStart"/>
+      <w:r>
+        <w:t>los</w:t>
+      </w:r>
+      <w:proofErr w:type="spellEnd"/>
+      <w:r>
+        <w:t xml:space="preserve"> </w:t>
+      </w:r>
+      <w:proofErr w:type="spellStart"/>
+      <w:r>
+        <w:t>usuarios</w:t>
+      </w:r>
+      <w:proofErr w:type="spellEnd"/>
+      <w:r>
+        <w:t xml:space="preserve"> del </w:t>
+      </w:r>
+      <w:proofErr w:type="spellStart"/>
+      <w:r>
+        <w:t>sistema</w:t>
+      </w:r>
+      <w:proofErr w:type="spellEnd"/>
+      <w:r>
+        <w:t xml:space="preserve"> </w:t>
+      </w:r>
+      <w:proofErr w:type="spellStart"/>
+      <w:r>
+        <w:t>en</w:t>
+      </w:r>
+      <w:proofErr w:type="spellEnd"/>
+      <w:r>
+        <w:t xml:space="preserve"> el </w:t>
+      </w:r>
+      <w:proofErr w:type="spellStart"/>
+      <w:r>
+        <w:t>marco</w:t>
+      </w:r>
+      <w:proofErr w:type="spellEnd"/>
+      <w:r>
+        <w:t xml:space="preserve"> de </w:t>
+      </w:r>
+      <w:proofErr w:type="spellStart"/>
+      <w:r>
+        <w:t>una</w:t>
+      </w:r>
+      <w:proofErr w:type="spellEnd"/>
+      <w:r>
+        <w:t xml:space="preserve"> </w:t>
+      </w:r>
+      <w:proofErr w:type="spellStart"/>
+      <w:r>
+        <w:t>orden</w:t>
+      </w:r>
+      <w:proofErr w:type="spellEnd"/>
+      <w:r>
+        <w:t>.</w:t>
+      </w:r>
+      <w:r>
+        <w:t xml:space="preserve"> Los </w:t>
+      </w:r>
+      <w:proofErr w:type="spellStart"/>
+      <w:r>
+        <w:t>usuarios</w:t>
+      </w:r>
+      <w:proofErr w:type="spellEnd"/>
+      <w:r>
+        <w:t xml:space="preserve"> </w:t>
+      </w:r>
+      <w:proofErr w:type="spellStart"/>
+      <w:r>
+        <w:t>pueden</w:t>
+      </w:r>
+      <w:proofErr w:type="spellEnd"/>
+      <w:r>
+        <w:t xml:space="preserve"> </w:t>
+      </w:r>
+      <w:proofErr w:type="spellStart"/>
+      <w:r>
+        <w:t>finalizar</w:t>
+      </w:r>
+      <w:proofErr w:type="spellEnd"/>
+      <w:r>
+        <w:t xml:space="preserve"> las </w:t>
+      </w:r>
+      <w:proofErr w:type="spellStart"/>
+      <w:r>
+        <w:t>tareas</w:t>
+      </w:r>
+      <w:proofErr w:type="spellEnd"/>
+      <w:r>
+        <w:t xml:space="preserve"> </w:t>
+      </w:r>
+      <w:proofErr w:type="spellStart"/>
+      <w:r>
+        <w:t>asignadas</w:t>
+      </w:r>
+      <w:proofErr w:type="spellEnd"/>
+      <w:r>
+        <w:t>.</w:t>
       </w:r>
     </w:p>
     <w:p>
@@ -249,7 +1488,23 @@
         <w:spacing w:after="80"/>
       </w:pPr>
       <w:r>
-        <w:t>Gestion de productos (alta)</w:t>
+        <w:t xml:space="preserve">Gestion de </w:t>
+      </w:r>
+      <w:proofErr w:type="spellStart"/>
+      <w:r>
+        <w:t>productos</w:t>
+      </w:r>
+      <w:proofErr w:type="spellEnd"/>
+      <w:r>
+        <w:t xml:space="preserve"> (</w:t>
+      </w:r>
+      <w:proofErr w:type="spellStart"/>
+      <w:r>
+        <w:t>alta</w:t>
+      </w:r>
+      <w:proofErr w:type="spellEnd"/>
+      <w:r>
+        <w:t>)</w:t>
       </w:r>
     </w:p>
     <w:p>
@@ -262,7 +1517,279 @@
         <w:spacing w:after="160"/>
       </w:pPr>
       <w:r>
-        <w:t>En cuanto al ciclo de vida de una orden, esta cambia automáticamente su estado a "finalizado" una vez que todas las tareas asociadas a ella han sido completadas. Además, una orden puede cancelarse por el propio usuario que la generó, o bien ser finalizada de forma manual por un administrador de órdenes.</w:t>
+        <w:t xml:space="preserve">En </w:t>
+      </w:r>
+      <w:proofErr w:type="spellStart"/>
+      <w:r>
+        <w:t>cuanto</w:t>
+      </w:r>
+      <w:proofErr w:type="spellEnd"/>
+      <w:r>
+        <w:t xml:space="preserve"> al </w:t>
+      </w:r>
+      <w:proofErr w:type="spellStart"/>
+      <w:r>
+        <w:t>ciclo</w:t>
+      </w:r>
+      <w:proofErr w:type="spellEnd"/>
+      <w:r>
+        <w:t xml:space="preserve"> de </w:t>
+      </w:r>
+      <w:proofErr w:type="spellStart"/>
+      <w:r>
+        <w:t>vida</w:t>
+      </w:r>
+      <w:proofErr w:type="spellEnd"/>
+      <w:r>
+        <w:t xml:space="preserve"> de </w:t>
+      </w:r>
+      <w:proofErr w:type="spellStart"/>
+      <w:r>
+        <w:t>una</w:t>
+      </w:r>
+      <w:proofErr w:type="spellEnd"/>
+      <w:r>
+        <w:t xml:space="preserve"> </w:t>
+      </w:r>
+      <w:proofErr w:type="spellStart"/>
+      <w:r>
+        <w:t>orden</w:t>
+      </w:r>
+      <w:proofErr w:type="spellEnd"/>
+      <w:r>
+        <w:t xml:space="preserve">, </w:t>
+      </w:r>
+      <w:proofErr w:type="spellStart"/>
+      <w:r>
+        <w:t>esta</w:t>
+      </w:r>
+      <w:proofErr w:type="spellEnd"/>
+      <w:r>
+        <w:t xml:space="preserve"> cambia </w:t>
+      </w:r>
+      <w:proofErr w:type="spellStart"/>
+      <w:r>
+        <w:t>automáticamente</w:t>
+      </w:r>
+      <w:proofErr w:type="spellEnd"/>
+      <w:r>
+        <w:t xml:space="preserve"> </w:t>
+      </w:r>
+      <w:proofErr w:type="spellStart"/>
+      <w:r>
+        <w:t>su</w:t>
+      </w:r>
+      <w:proofErr w:type="spellEnd"/>
+      <w:r>
+        <w:t xml:space="preserve"> </w:t>
+      </w:r>
+      <w:proofErr w:type="spellStart"/>
+      <w:r>
+        <w:t>estado</w:t>
+      </w:r>
+      <w:proofErr w:type="spellEnd"/>
+      <w:r>
+        <w:t xml:space="preserve"> a "</w:t>
+      </w:r>
+      <w:proofErr w:type="spellStart"/>
+      <w:r>
+        <w:t>finalizado</w:t>
+      </w:r>
+      <w:proofErr w:type="spellEnd"/>
+      <w:r>
+        <w:t xml:space="preserve">" </w:t>
+      </w:r>
+      <w:proofErr w:type="spellStart"/>
+      <w:r>
+        <w:t>una</w:t>
+      </w:r>
+      <w:proofErr w:type="spellEnd"/>
+      <w:r>
+        <w:t xml:space="preserve"> </w:t>
+      </w:r>
+      <w:proofErr w:type="spellStart"/>
+      <w:r>
+        <w:t>vez</w:t>
+      </w:r>
+      <w:proofErr w:type="spellEnd"/>
+      <w:r>
+        <w:t xml:space="preserve"> </w:t>
+      </w:r>
+      <w:proofErr w:type="spellStart"/>
+      <w:r>
+        <w:t>que</w:t>
+      </w:r>
+      <w:proofErr w:type="spellEnd"/>
+      <w:r>
+        <w:t xml:space="preserve"> </w:t>
+      </w:r>
+      <w:proofErr w:type="spellStart"/>
+      <w:r>
+        <w:t>todas</w:t>
+      </w:r>
+      <w:proofErr w:type="spellEnd"/>
+      <w:r>
+        <w:t xml:space="preserve"> las </w:t>
+      </w:r>
+      <w:proofErr w:type="spellStart"/>
+      <w:r>
+        <w:t>tareas</w:t>
+      </w:r>
+      <w:proofErr w:type="spellEnd"/>
+      <w:r>
+        <w:t xml:space="preserve"> </w:t>
+      </w:r>
+      <w:proofErr w:type="spellStart"/>
+      <w:r>
+        <w:t>asociadas</w:t>
+      </w:r>
+      <w:proofErr w:type="spellEnd"/>
+      <w:r>
+        <w:t xml:space="preserve"> a </w:t>
+      </w:r>
+      <w:proofErr w:type="spellStart"/>
+      <w:r>
+        <w:t>ella</w:t>
+      </w:r>
+      <w:proofErr w:type="spellEnd"/>
+      <w:r>
+        <w:t xml:space="preserve"> </w:t>
+      </w:r>
+      <w:proofErr w:type="spellStart"/>
+      <w:r>
+        <w:t>han</w:t>
+      </w:r>
+      <w:proofErr w:type="spellEnd"/>
+      <w:r>
+        <w:t xml:space="preserve"> </w:t>
+      </w:r>
+      <w:proofErr w:type="spellStart"/>
+      <w:r>
+        <w:t>sido</w:t>
+      </w:r>
+      <w:proofErr w:type="spellEnd"/>
+      <w:r>
+        <w:t xml:space="preserve"> </w:t>
+      </w:r>
+      <w:proofErr w:type="spellStart"/>
+      <w:r>
+        <w:t>completadas</w:t>
+      </w:r>
+      <w:proofErr w:type="spellEnd"/>
+      <w:r>
+        <w:t xml:space="preserve">. </w:t>
+      </w:r>
+      <w:proofErr w:type="spellStart"/>
+      <w:r>
+        <w:t>Además</w:t>
+      </w:r>
+      <w:proofErr w:type="spellEnd"/>
+      <w:r>
+        <w:t xml:space="preserve">, </w:t>
+      </w:r>
+      <w:proofErr w:type="spellStart"/>
+      <w:r>
+        <w:t>una</w:t>
+      </w:r>
+      <w:proofErr w:type="spellEnd"/>
+      <w:r>
+        <w:t xml:space="preserve"> </w:t>
+      </w:r>
+      <w:proofErr w:type="spellStart"/>
+      <w:r>
+        <w:t>orden</w:t>
+      </w:r>
+      <w:proofErr w:type="spellEnd"/>
+      <w:r>
+        <w:t xml:space="preserve"> </w:t>
+      </w:r>
+      <w:proofErr w:type="spellStart"/>
+      <w:r>
+        <w:t>puede</w:t>
+      </w:r>
+      <w:proofErr w:type="spellEnd"/>
+      <w:r>
+        <w:t xml:space="preserve"> </w:t>
+      </w:r>
+      <w:proofErr w:type="spellStart"/>
+      <w:r>
+        <w:t>cancelarse</w:t>
+      </w:r>
+      <w:proofErr w:type="spellEnd"/>
+      <w:r>
+        <w:t xml:space="preserve"> </w:t>
+      </w:r>
+      <w:proofErr w:type="spellStart"/>
+      <w:r>
+        <w:t>por</w:t>
+      </w:r>
+      <w:proofErr w:type="spellEnd"/>
+      <w:r>
+        <w:t xml:space="preserve"> el </w:t>
+      </w:r>
+      <w:proofErr w:type="spellStart"/>
+      <w:r>
+        <w:t>propio</w:t>
+      </w:r>
+      <w:proofErr w:type="spellEnd"/>
+      <w:r>
+        <w:t xml:space="preserve"> </w:t>
+      </w:r>
+      <w:proofErr w:type="spellStart"/>
+      <w:r>
+        <w:t>usuario</w:t>
+      </w:r>
+      <w:proofErr w:type="spellEnd"/>
+      <w:r>
+        <w:t xml:space="preserve"> </w:t>
+      </w:r>
+      <w:proofErr w:type="spellStart"/>
+      <w:r>
+        <w:t>que</w:t>
+      </w:r>
+      <w:proofErr w:type="spellEnd"/>
+      <w:r>
+        <w:t xml:space="preserve"> la </w:t>
+      </w:r>
+      <w:proofErr w:type="spellStart"/>
+      <w:r>
+        <w:t>generó</w:t>
+      </w:r>
+      <w:proofErr w:type="spellEnd"/>
+      <w:r>
+        <w:t xml:space="preserve">, o bien ser </w:t>
+      </w:r>
+      <w:proofErr w:type="spellStart"/>
+      <w:r>
+        <w:t>finalizada</w:t>
+      </w:r>
+      <w:proofErr w:type="spellEnd"/>
+      <w:r>
+        <w:t xml:space="preserve"> de forma manual </w:t>
+      </w:r>
+      <w:proofErr w:type="spellStart"/>
+      <w:r>
+        <w:t>por</w:t>
+      </w:r>
+      <w:proofErr w:type="spellEnd"/>
+      <w:r>
+        <w:t xml:space="preserve"> un </w:t>
+      </w:r>
+      <w:proofErr w:type="spellStart"/>
+      <w:r>
+        <w:t>administrador</w:t>
+      </w:r>
+      <w:proofErr w:type="spellEnd"/>
+      <w:r>
+        <w:t xml:space="preserve"> de </w:t>
+      </w:r>
+      <w:proofErr w:type="spellStart"/>
+      <w:r>
+        <w:t>órdenes</w:t>
+      </w:r>
+      <w:proofErr w:type="spellEnd"/>
+      <w:r>
+        <w:t>.</w:t>
       </w:r>
     </w:p>
     <w:p>
@@ -274,15 +1801,159 @@
         <w:rPr>
           <w:color w:val="5C2E22"/>
         </w:rPr>
-        <w:t>3. Organización del proyecto</w:t>
-      </w:r>
+        <w:t xml:space="preserve">3. Organización del </w:t>
+      </w:r>
+      <w:proofErr w:type="spellStart"/>
+      <w:r>
+        <w:rPr>
+          <w:color w:val="5C2E22"/>
+        </w:rPr>
+        <w:t>proyecto</w:t>
+      </w:r>
+      <w:proofErr w:type="spellEnd"/>
     </w:p>
     <w:p>
       <w:pPr>
         <w:spacing w:after="160"/>
       </w:pPr>
       <w:r>
-        <w:t>El proyecto se distribuye en distintos repositorios, cada uno con una responsabilidad delimitada dentro de la arquitectura general de la solución. A continuación se detalla, de manera superficial, el propósito de cada uno.</w:t>
+        <w:t xml:space="preserve">El </w:t>
+      </w:r>
+      <w:proofErr w:type="spellStart"/>
+      <w:r>
+        <w:t>proyecto</w:t>
+      </w:r>
+      <w:proofErr w:type="spellEnd"/>
+      <w:r>
+        <w:t xml:space="preserve"> se </w:t>
+      </w:r>
+      <w:proofErr w:type="spellStart"/>
+      <w:r>
+        <w:t>distribuye</w:t>
+      </w:r>
+      <w:proofErr w:type="spellEnd"/>
+      <w:r>
+        <w:t xml:space="preserve"> </w:t>
+      </w:r>
+      <w:proofErr w:type="spellStart"/>
+      <w:r>
+        <w:t>en</w:t>
+      </w:r>
+      <w:proofErr w:type="spellEnd"/>
+      <w:r>
+        <w:t xml:space="preserve"> </w:t>
+      </w:r>
+      <w:proofErr w:type="spellStart"/>
+      <w:r>
+        <w:t>distintos</w:t>
+      </w:r>
+      <w:proofErr w:type="spellEnd"/>
+      <w:r>
+        <w:t xml:space="preserve"> </w:t>
+      </w:r>
+      <w:proofErr w:type="spellStart"/>
+      <w:r>
+        <w:t>repositorios</w:t>
+      </w:r>
+      <w:proofErr w:type="spellEnd"/>
+      <w:r>
+        <w:t xml:space="preserve">, </w:t>
+      </w:r>
+      <w:proofErr w:type="spellStart"/>
+      <w:r>
+        <w:t>cada</w:t>
+      </w:r>
+      <w:proofErr w:type="spellEnd"/>
+      <w:r>
+        <w:t xml:space="preserve"> uno con </w:t>
+      </w:r>
+      <w:proofErr w:type="spellStart"/>
+      <w:r>
+        <w:t>una</w:t>
+      </w:r>
+      <w:proofErr w:type="spellEnd"/>
+      <w:r>
+        <w:t xml:space="preserve"> </w:t>
+      </w:r>
+      <w:proofErr w:type="spellStart"/>
+      <w:r>
+        <w:t>responsabilidad</w:t>
+      </w:r>
+      <w:proofErr w:type="spellEnd"/>
+      <w:r>
+        <w:t xml:space="preserve"> </w:t>
+      </w:r>
+      <w:proofErr w:type="spellStart"/>
+      <w:r>
+        <w:t>delimitada</w:t>
+      </w:r>
+      <w:proofErr w:type="spellEnd"/>
+      <w:r>
+        <w:t xml:space="preserve"> </w:t>
+      </w:r>
+      <w:proofErr w:type="spellStart"/>
+      <w:r>
+        <w:t>dentro</w:t>
+      </w:r>
+      <w:proofErr w:type="spellEnd"/>
+      <w:r>
+        <w:t xml:space="preserve"> de la </w:t>
+      </w:r>
+      <w:proofErr w:type="spellStart"/>
+      <w:r>
+        <w:t>arquitectura</w:t>
+      </w:r>
+      <w:proofErr w:type="spellEnd"/>
+      <w:r>
+        <w:t xml:space="preserve"> general de la </w:t>
+      </w:r>
+      <w:proofErr w:type="spellStart"/>
+      <w:r>
+        <w:t>solución</w:t>
+      </w:r>
+      <w:proofErr w:type="spellEnd"/>
+      <w:r>
+        <w:t xml:space="preserve">. A </w:t>
+      </w:r>
+      <w:proofErr w:type="spellStart"/>
+      <w:r>
+        <w:t>continuación</w:t>
+      </w:r>
+      <w:proofErr w:type="spellEnd"/>
+      <w:r>
+        <w:t xml:space="preserve"> se </w:t>
+      </w:r>
+      <w:proofErr w:type="spellStart"/>
+      <w:r>
+        <w:t>detalla</w:t>
+      </w:r>
+      <w:proofErr w:type="spellEnd"/>
+      <w:r>
+        <w:t xml:space="preserve">, de </w:t>
+      </w:r>
+      <w:proofErr w:type="spellStart"/>
+      <w:r>
+        <w:t>manera</w:t>
+      </w:r>
+      <w:proofErr w:type="spellEnd"/>
+      <w:r>
+        <w:t xml:space="preserve"> superficial, el </w:t>
+      </w:r>
+      <w:proofErr w:type="spellStart"/>
+      <w:r>
+        <w:t>propósito</w:t>
+      </w:r>
+      <w:proofErr w:type="spellEnd"/>
+      <w:r>
+        <w:t xml:space="preserve"> de </w:t>
+      </w:r>
+      <w:proofErr w:type="spellStart"/>
+      <w:r>
+        <w:t>cada</w:t>
+      </w:r>
+      <w:proofErr w:type="spellEnd"/>
+      <w:r>
+        <w:t xml:space="preserve"> uno.</w:t>
       </w:r>
     </w:p>
     <w:p>
@@ -294,15 +1965,132 @@
         <w:rPr>
           <w:color w:val="8E4B3B"/>
         </w:rPr>
-        <w:t>3.1 Misstortas.Domain</w:t>
-      </w:r>
+        <w:t xml:space="preserve">3.1 </w:t>
+      </w:r>
+      <w:proofErr w:type="spellStart"/>
+      <w:r>
+        <w:rPr>
+          <w:color w:val="8E4B3B"/>
+        </w:rPr>
+        <w:t>Misstortas.Domain</w:t>
+      </w:r>
+      <w:proofErr w:type="spellEnd"/>
     </w:p>
     <w:p>
       <w:pPr>
         <w:spacing w:after="160"/>
       </w:pPr>
-      <w:r>
-        <w:t>Repositorio que concentra las entidades del dominio del sistema. Al tratarse de un proyecto code-first, estas entidades son la base a partir de la cual se genera el esquema de la base de datos.</w:t>
+      <w:proofErr w:type="spellStart"/>
+      <w:r>
+        <w:t>Repositorio</w:t>
+      </w:r>
+      <w:proofErr w:type="spellEnd"/>
+      <w:r>
+        <w:t xml:space="preserve"> </w:t>
+      </w:r>
+      <w:proofErr w:type="spellStart"/>
+      <w:r>
+        <w:t>que</w:t>
+      </w:r>
+      <w:proofErr w:type="spellEnd"/>
+      <w:r>
+        <w:t xml:space="preserve"> </w:t>
+      </w:r>
+      <w:proofErr w:type="spellStart"/>
+      <w:r>
+        <w:t>concentra</w:t>
+      </w:r>
+      <w:proofErr w:type="spellEnd"/>
+      <w:r>
+        <w:t xml:space="preserve"> las </w:t>
+      </w:r>
+      <w:proofErr w:type="spellStart"/>
+      <w:r>
+        <w:t>entidades</w:t>
+      </w:r>
+      <w:proofErr w:type="spellEnd"/>
+      <w:r>
+        <w:t xml:space="preserve"> del </w:t>
+      </w:r>
+      <w:proofErr w:type="spellStart"/>
+      <w:r>
+        <w:t>dominio</w:t>
+      </w:r>
+      <w:proofErr w:type="spellEnd"/>
+      <w:r>
+        <w:t xml:space="preserve"> del </w:t>
+      </w:r>
+      <w:proofErr w:type="spellStart"/>
+      <w:r>
+        <w:t>sistema</w:t>
+      </w:r>
+      <w:proofErr w:type="spellEnd"/>
+      <w:r>
+        <w:t xml:space="preserve">. Al </w:t>
+      </w:r>
+      <w:proofErr w:type="spellStart"/>
+      <w:r>
+        <w:t>tratarse</w:t>
+      </w:r>
+      <w:proofErr w:type="spellEnd"/>
+      <w:r>
+        <w:t xml:space="preserve"> de un </w:t>
+      </w:r>
+      <w:proofErr w:type="spellStart"/>
+      <w:r>
+        <w:t>proyecto</w:t>
+      </w:r>
+      <w:proofErr w:type="spellEnd"/>
+      <w:r>
+        <w:t xml:space="preserve"> code-first, </w:t>
+      </w:r>
+      <w:proofErr w:type="spellStart"/>
+      <w:r>
+        <w:t>estas</w:t>
+      </w:r>
+      <w:proofErr w:type="spellEnd"/>
+      <w:r>
+        <w:t xml:space="preserve"> </w:t>
+      </w:r>
+      <w:proofErr w:type="spellStart"/>
+      <w:r>
+        <w:t>entidades</w:t>
+      </w:r>
+      <w:proofErr w:type="spellEnd"/>
+      <w:r>
+        <w:t xml:space="preserve"> son la base a </w:t>
+      </w:r>
+      <w:proofErr w:type="spellStart"/>
+      <w:r>
+        <w:t>partir</w:t>
+      </w:r>
+      <w:proofErr w:type="spellEnd"/>
+      <w:r>
+        <w:t xml:space="preserve"> de la </w:t>
+      </w:r>
+      <w:proofErr w:type="spellStart"/>
+      <w:r>
+        <w:t>cual</w:t>
+      </w:r>
+      <w:proofErr w:type="spellEnd"/>
+      <w:r>
+        <w:t xml:space="preserve"> se genera el </w:t>
+      </w:r>
+      <w:proofErr w:type="spellStart"/>
+      <w:r>
+        <w:t>esquema</w:t>
+      </w:r>
+      <w:proofErr w:type="spellEnd"/>
+      <w:r>
+        <w:t xml:space="preserve"> de la base de </w:t>
+      </w:r>
+      <w:proofErr w:type="spellStart"/>
+      <w:r>
+        <w:t>datos</w:t>
+      </w:r>
+      <w:proofErr w:type="spellEnd"/>
+      <w:r>
+        <w:t>.</w:t>
       </w:r>
     </w:p>
     <w:p>
@@ -314,23 +2102,283 @@
         <w:rPr>
           <w:color w:val="8E4B3B"/>
         </w:rPr>
-        <w:t>3.2 Misstortas.Services</w:t>
-      </w:r>
+        <w:t xml:space="preserve">3.2 </w:t>
+      </w:r>
+      <w:proofErr w:type="spellStart"/>
+      <w:r>
+        <w:rPr>
+          <w:color w:val="8E4B3B"/>
+        </w:rPr>
+        <w:t>Misstortas.Services</w:t>
+      </w:r>
+      <w:proofErr w:type="spellEnd"/>
     </w:p>
     <w:p>
       <w:pPr>
         <w:spacing w:after="160"/>
       </w:pPr>
-      <w:r>
-        <w:t xml:space="preserve">Contiene la lógica de negocio de la aplicación. Es la capa encargada de orquestar las reglas y procesos del sistema (por ejemplo, la gestión de órdenes, tareas, roles y permisos), apoyándose en las entidades definidas en </w:t>
-      </w:r>
+      <w:proofErr w:type="spellStart"/>
+      <w:r>
+        <w:t>Contiene</w:t>
+      </w:r>
+      <w:proofErr w:type="spellEnd"/>
+      <w:r>
+        <w:t xml:space="preserve"> la </w:t>
+      </w:r>
+      <w:proofErr w:type="spellStart"/>
+      <w:r>
+        <w:t>lógica</w:t>
+      </w:r>
+      <w:proofErr w:type="spellEnd"/>
+      <w:r>
+        <w:t xml:space="preserve"> de </w:t>
+      </w:r>
+      <w:proofErr w:type="spellStart"/>
+      <w:r>
+        <w:t>negocio</w:t>
+      </w:r>
+      <w:proofErr w:type="spellEnd"/>
+      <w:r>
+        <w:t xml:space="preserve"> de la </w:t>
+      </w:r>
+      <w:proofErr w:type="spellStart"/>
+      <w:r>
+        <w:t>aplicación</w:t>
+      </w:r>
+      <w:proofErr w:type="spellEnd"/>
+      <w:r>
+        <w:t xml:space="preserve">. Es la </w:t>
+      </w:r>
+      <w:proofErr w:type="spellStart"/>
+      <w:r>
+        <w:t>capa</w:t>
+      </w:r>
+      <w:proofErr w:type="spellEnd"/>
+      <w:r>
+        <w:t xml:space="preserve"> </w:t>
+      </w:r>
+      <w:proofErr w:type="spellStart"/>
+      <w:r>
+        <w:t>encargada</w:t>
+      </w:r>
+      <w:proofErr w:type="spellEnd"/>
+      <w:r>
+        <w:t xml:space="preserve"> de </w:t>
+      </w:r>
+      <w:proofErr w:type="spellStart"/>
+      <w:r>
+        <w:t>orquestar</w:t>
+      </w:r>
+      <w:proofErr w:type="spellEnd"/>
+      <w:r>
+        <w:t xml:space="preserve"> las </w:t>
+      </w:r>
+      <w:proofErr w:type="spellStart"/>
+      <w:r>
+        <w:t>reglas</w:t>
+      </w:r>
+      <w:proofErr w:type="spellEnd"/>
+      <w:r>
+        <w:t xml:space="preserve"> y </w:t>
+      </w:r>
+      <w:proofErr w:type="spellStart"/>
+      <w:r>
+        <w:t>procesos</w:t>
+      </w:r>
+      <w:proofErr w:type="spellEnd"/>
+      <w:r>
+        <w:t xml:space="preserve"> del </w:t>
+      </w:r>
+      <w:proofErr w:type="spellStart"/>
+      <w:r>
+        <w:t>sistema</w:t>
+      </w:r>
+      <w:proofErr w:type="spellEnd"/>
+      <w:r>
+        <w:t xml:space="preserve"> (</w:t>
+      </w:r>
+      <w:proofErr w:type="spellStart"/>
+      <w:r>
+        <w:t>por</w:t>
+      </w:r>
+      <w:proofErr w:type="spellEnd"/>
+      <w:r>
+        <w:t xml:space="preserve"> </w:t>
+      </w:r>
+      <w:proofErr w:type="spellStart"/>
+      <w:r>
+        <w:t>ejemplo</w:t>
+      </w:r>
+      <w:proofErr w:type="spellEnd"/>
+      <w:r>
+        <w:t xml:space="preserve">, la </w:t>
+      </w:r>
+      <w:proofErr w:type="spellStart"/>
+      <w:r>
+        <w:t>gestión</w:t>
+      </w:r>
+      <w:proofErr w:type="spellEnd"/>
+      <w:r>
+        <w:t xml:space="preserve"> de </w:t>
+      </w:r>
+      <w:proofErr w:type="spellStart"/>
+      <w:r>
+        <w:t>órdenes</w:t>
+      </w:r>
+      <w:proofErr w:type="spellEnd"/>
+      <w:r>
+        <w:t xml:space="preserve">, </w:t>
+      </w:r>
+      <w:proofErr w:type="spellStart"/>
+      <w:r>
+        <w:t>tareas</w:t>
+      </w:r>
+      <w:proofErr w:type="spellEnd"/>
+      <w:r>
+        <w:t xml:space="preserve">, roles y </w:t>
+      </w:r>
+      <w:proofErr w:type="spellStart"/>
+      <w:r>
+        <w:t>permisos</w:t>
+      </w:r>
+      <w:proofErr w:type="spellEnd"/>
+      <w:r>
+        <w:t xml:space="preserve">), </w:t>
+      </w:r>
+      <w:proofErr w:type="spellStart"/>
+      <w:r>
+        <w:t>apoyándose</w:t>
+      </w:r>
+      <w:proofErr w:type="spellEnd"/>
+      <w:r>
+        <w:t xml:space="preserve"> </w:t>
+      </w:r>
+      <w:proofErr w:type="spellStart"/>
+      <w:r>
+        <w:t>en</w:t>
+      </w:r>
+      <w:proofErr w:type="spellEnd"/>
+      <w:r>
+        <w:t xml:space="preserve"> las </w:t>
+      </w:r>
+      <w:proofErr w:type="spellStart"/>
+      <w:r>
+        <w:t>entidades</w:t>
+      </w:r>
+      <w:proofErr w:type="spellEnd"/>
+      <w:r>
+        <w:t xml:space="preserve"> </w:t>
+      </w:r>
+      <w:proofErr w:type="spellStart"/>
+      <w:r>
+        <w:t>definidas</w:t>
+      </w:r>
+      <w:proofErr w:type="spellEnd"/>
+      <w:r>
+        <w:t xml:space="preserve"> </w:t>
+      </w:r>
+      <w:proofErr w:type="spellStart"/>
+      <w:r>
+        <w:t>en</w:t>
+      </w:r>
+      <w:proofErr w:type="spellEnd"/>
+      <w:r>
+        <w:t xml:space="preserve"> </w:t>
+      </w:r>
+      <w:proofErr w:type="spellStart"/>
       <w:r>
         <w:lastRenderedPageBreak/>
         <w:t>Misstortas.Domain</w:t>
       </w:r>
-      <w:r>
-        <w:t xml:space="preserve"> y exponiendo las propiedades requeridas mediante Objetos de Transferencia de Datos (o DTO) que se han determinado como necesarios</w:t>
-      </w:r>
+      <w:proofErr w:type="spellEnd"/>
+      <w:r>
+        <w:t xml:space="preserve"> y </w:t>
+      </w:r>
+      <w:proofErr w:type="spellStart"/>
+      <w:r>
+        <w:t>exponiendo</w:t>
+      </w:r>
+      <w:proofErr w:type="spellEnd"/>
+      <w:r>
+        <w:t xml:space="preserve"> las </w:t>
+      </w:r>
+      <w:proofErr w:type="spellStart"/>
+      <w:r>
+        <w:t>propiedades</w:t>
+      </w:r>
+      <w:proofErr w:type="spellEnd"/>
+      <w:r>
+        <w:t xml:space="preserve"> </w:t>
+      </w:r>
+      <w:proofErr w:type="spellStart"/>
+      <w:r>
+        <w:t>requeridas</w:t>
+      </w:r>
+      <w:proofErr w:type="spellEnd"/>
+      <w:r>
+        <w:t xml:space="preserve"> </w:t>
+      </w:r>
+      <w:proofErr w:type="spellStart"/>
+      <w:r>
+        <w:t>mediante</w:t>
+      </w:r>
+      <w:proofErr w:type="spellEnd"/>
+      <w:r>
+        <w:t xml:space="preserve"> </w:t>
+      </w:r>
+      <w:proofErr w:type="spellStart"/>
+      <w:r>
+        <w:t>Objetos</w:t>
+      </w:r>
+      <w:proofErr w:type="spellEnd"/>
+      <w:r>
+        <w:t xml:space="preserve"> de </w:t>
+      </w:r>
+      <w:proofErr w:type="spellStart"/>
+      <w:r>
+        <w:t>Transferencia</w:t>
+      </w:r>
+      <w:proofErr w:type="spellEnd"/>
+      <w:r>
+        <w:t xml:space="preserve"> de Datos (o DTO) </w:t>
+      </w:r>
+      <w:proofErr w:type="spellStart"/>
+      <w:r>
+        <w:t>que</w:t>
+      </w:r>
+      <w:proofErr w:type="spellEnd"/>
+      <w:r>
+        <w:t xml:space="preserve"> se </w:t>
+      </w:r>
+      <w:proofErr w:type="spellStart"/>
+      <w:r>
+        <w:t>han</w:t>
+      </w:r>
+      <w:proofErr w:type="spellEnd"/>
+      <w:r>
+        <w:t xml:space="preserve"> </w:t>
+      </w:r>
+      <w:proofErr w:type="spellStart"/>
+      <w:r>
+        <w:t>determinado</w:t>
+      </w:r>
+      <w:proofErr w:type="spellEnd"/>
+      <w:r>
+        <w:t xml:space="preserve"> </w:t>
+      </w:r>
+      <w:proofErr w:type="spellStart"/>
+      <w:r>
+        <w:t>como</w:t>
+      </w:r>
+      <w:proofErr w:type="spellEnd"/>
+      <w:r>
+        <w:t xml:space="preserve"> </w:t>
+      </w:r>
+      <w:proofErr w:type="spellStart"/>
+      <w:r>
+        <w:t>necesarios</w:t>
+      </w:r>
+      <w:proofErr w:type="spellEnd"/>
       <w:r>
         <w:t>.</w:t>
       </w:r>
@@ -344,18 +2392,186 @@
         <w:rPr>
           <w:color w:val="8E4B3B"/>
         </w:rPr>
-        <w:t>3.3 Misstortas.View</w:t>
-      </w:r>
+        <w:t xml:space="preserve">3.3 </w:t>
+      </w:r>
+      <w:proofErr w:type="spellStart"/>
+      <w:r>
+        <w:rPr>
+          <w:color w:val="8E4B3B"/>
+        </w:rPr>
+        <w:t>Misstortas.View</w:t>
+      </w:r>
+      <w:proofErr w:type="spellEnd"/>
     </w:p>
     <w:p>
       <w:pPr>
         <w:spacing w:after="160"/>
       </w:pPr>
       <w:r>
-        <w:t>Es el proyecto principal de la API, implementado en ASP.NET Core 10. Contiene la lógica de controladores, exponiendo los endpoints que consumen tanto el frontend web como la aplicación de escritorio.</w:t>
-      </w:r>
-      <w:r>
-        <w:t xml:space="preserve"> Los controladores, como mucho, poseeran logica para autorizar o no el consumo del endpoint.</w:t>
+        <w:t xml:space="preserve">Es el </w:t>
+      </w:r>
+      <w:proofErr w:type="spellStart"/>
+      <w:r>
+        <w:t>proyecto</w:t>
+      </w:r>
+      <w:proofErr w:type="spellEnd"/>
+      <w:r>
+        <w:t xml:space="preserve"> principal de la API, </w:t>
+      </w:r>
+      <w:proofErr w:type="spellStart"/>
+      <w:r>
+        <w:t>implementado</w:t>
+      </w:r>
+      <w:proofErr w:type="spellEnd"/>
+      <w:r>
+        <w:t xml:space="preserve"> </w:t>
+      </w:r>
+      <w:proofErr w:type="spellStart"/>
+      <w:r>
+        <w:t>en</w:t>
+      </w:r>
+      <w:proofErr w:type="spellEnd"/>
+      <w:r>
+        <w:t xml:space="preserve"> ASP.NET Core 10. </w:t>
+      </w:r>
+      <w:proofErr w:type="spellStart"/>
+      <w:r>
+        <w:t>Contiene</w:t>
+      </w:r>
+      <w:proofErr w:type="spellEnd"/>
+      <w:r>
+        <w:t xml:space="preserve"> la </w:t>
+      </w:r>
+      <w:proofErr w:type="spellStart"/>
+      <w:r>
+        <w:t>lógica</w:t>
+      </w:r>
+      <w:proofErr w:type="spellEnd"/>
+      <w:r>
+        <w:t xml:space="preserve"> de </w:t>
+      </w:r>
+      <w:proofErr w:type="spellStart"/>
+      <w:r>
+        <w:t>controladores</w:t>
+      </w:r>
+      <w:proofErr w:type="spellEnd"/>
+      <w:r>
+        <w:t xml:space="preserve">, </w:t>
+      </w:r>
+      <w:proofErr w:type="spellStart"/>
+      <w:r>
+        <w:t>exponiendo</w:t>
+      </w:r>
+      <w:proofErr w:type="spellEnd"/>
+      <w:r>
+        <w:t xml:space="preserve"> </w:t>
+      </w:r>
+      <w:proofErr w:type="spellStart"/>
+      <w:r>
+        <w:t>los</w:t>
+      </w:r>
+      <w:proofErr w:type="spellEnd"/>
+      <w:r>
+        <w:t xml:space="preserve"> endpoints </w:t>
+      </w:r>
+      <w:proofErr w:type="spellStart"/>
+      <w:r>
+        <w:t>que</w:t>
+      </w:r>
+      <w:proofErr w:type="spellEnd"/>
+      <w:r>
+        <w:t xml:space="preserve"> </w:t>
+      </w:r>
+      <w:proofErr w:type="spellStart"/>
+      <w:r>
+        <w:t>consumen</w:t>
+      </w:r>
+      <w:proofErr w:type="spellEnd"/>
+      <w:r>
+        <w:t xml:space="preserve"> tanto el frontend web </w:t>
+      </w:r>
+      <w:proofErr w:type="spellStart"/>
+      <w:r>
+        <w:t>como</w:t>
+      </w:r>
+      <w:proofErr w:type="spellEnd"/>
+      <w:r>
+        <w:t xml:space="preserve"> la </w:t>
+      </w:r>
+      <w:proofErr w:type="spellStart"/>
+      <w:r>
+        <w:t>aplicación</w:t>
+      </w:r>
+      <w:proofErr w:type="spellEnd"/>
+      <w:r>
+        <w:t xml:space="preserve"> de </w:t>
+      </w:r>
+      <w:proofErr w:type="spellStart"/>
+      <w:r>
+        <w:t>escritorio</w:t>
+      </w:r>
+      <w:proofErr w:type="spellEnd"/>
+      <w:r>
+        <w:t>.</w:t>
+      </w:r>
+      <w:r>
+        <w:t xml:space="preserve"> Los </w:t>
+      </w:r>
+      <w:proofErr w:type="spellStart"/>
+      <w:r>
+        <w:t>controladores</w:t>
+      </w:r>
+      <w:proofErr w:type="spellEnd"/>
+      <w:r>
+        <w:t xml:space="preserve">, </w:t>
+      </w:r>
+      <w:proofErr w:type="spellStart"/>
+      <w:r>
+        <w:t>como</w:t>
+      </w:r>
+      <w:proofErr w:type="spellEnd"/>
+      <w:r>
+        <w:t xml:space="preserve"> </w:t>
+      </w:r>
+      <w:proofErr w:type="spellStart"/>
+      <w:r>
+        <w:t>mucho</w:t>
+      </w:r>
+      <w:proofErr w:type="spellEnd"/>
+      <w:r>
+        <w:t xml:space="preserve">, </w:t>
+      </w:r>
+      <w:proofErr w:type="spellStart"/>
+      <w:r>
+        <w:t>poseeran</w:t>
+      </w:r>
+      <w:proofErr w:type="spellEnd"/>
+      <w:r>
+        <w:t xml:space="preserve"> </w:t>
+      </w:r>
+      <w:proofErr w:type="spellStart"/>
+      <w:r>
+        <w:t>logica</w:t>
+      </w:r>
+      <w:proofErr w:type="spellEnd"/>
+      <w:r>
+        <w:t xml:space="preserve"> para </w:t>
+      </w:r>
+      <w:proofErr w:type="spellStart"/>
+      <w:r>
+        <w:t>autorizar</w:t>
+      </w:r>
+      <w:proofErr w:type="spellEnd"/>
+      <w:r>
+        <w:t xml:space="preserve"> o no el </w:t>
+      </w:r>
+      <w:proofErr w:type="spellStart"/>
+      <w:r>
+        <w:t>consumo</w:t>
+      </w:r>
+      <w:proofErr w:type="spellEnd"/>
+      <w:r>
+        <w:t xml:space="preserve"> del endpoint.</w:t>
       </w:r>
     </w:p>
     <w:p>
@@ -367,15 +2583,119 @@
         <w:rPr>
           <w:color w:val="8E4B3B"/>
         </w:rPr>
-        <w:t>3.4 MissTortas.Frontend</w:t>
-      </w:r>
+        <w:t xml:space="preserve">3.4 </w:t>
+      </w:r>
+      <w:proofErr w:type="spellStart"/>
+      <w:r>
+        <w:rPr>
+          <w:color w:val="8E4B3B"/>
+        </w:rPr>
+        <w:t>MissTortas.Frontend</w:t>
+      </w:r>
+      <w:proofErr w:type="spellEnd"/>
     </w:p>
     <w:p>
       <w:pPr>
         <w:spacing w:after="160"/>
       </w:pPr>
       <w:r>
-        <w:t>Proyecto web desarrollado con Blazor y Bootstrap. Está orientado a que el usuario final pueda generar órdenes y realizar el seguimiento del progreso de las mismas.</w:t>
+        <w:t xml:space="preserve">Proyecto web </w:t>
+      </w:r>
+      <w:proofErr w:type="spellStart"/>
+      <w:r>
+        <w:t>desarrollado</w:t>
+      </w:r>
+      <w:proofErr w:type="spellEnd"/>
+      <w:r>
+        <w:t xml:space="preserve"> con Blazor y Bootstrap. </w:t>
+      </w:r>
+      <w:proofErr w:type="spellStart"/>
+      <w:r>
+        <w:t>Está</w:t>
+      </w:r>
+      <w:proofErr w:type="spellEnd"/>
+      <w:r>
+        <w:t xml:space="preserve"> </w:t>
+      </w:r>
+      <w:proofErr w:type="spellStart"/>
+      <w:r>
+        <w:t>orientado</w:t>
+      </w:r>
+      <w:proofErr w:type="spellEnd"/>
+      <w:r>
+        <w:t xml:space="preserve"> a </w:t>
+      </w:r>
+      <w:proofErr w:type="spellStart"/>
+      <w:r>
+        <w:t>que</w:t>
+      </w:r>
+      <w:proofErr w:type="spellEnd"/>
+      <w:r>
+        <w:t xml:space="preserve"> el </w:t>
+      </w:r>
+      <w:proofErr w:type="spellStart"/>
+      <w:r>
+        <w:t>usuario</w:t>
+      </w:r>
+      <w:proofErr w:type="spellEnd"/>
+      <w:r>
+        <w:t xml:space="preserve"> final </w:t>
+      </w:r>
+      <w:proofErr w:type="spellStart"/>
+      <w:r>
+        <w:t>pueda</w:t>
+      </w:r>
+      <w:proofErr w:type="spellEnd"/>
+      <w:r>
+        <w:t xml:space="preserve"> </w:t>
+      </w:r>
+      <w:proofErr w:type="spellStart"/>
+      <w:r>
+        <w:t>generar</w:t>
+      </w:r>
+      <w:proofErr w:type="spellEnd"/>
+      <w:r>
+        <w:t xml:space="preserve"> </w:t>
+      </w:r>
+      <w:proofErr w:type="spellStart"/>
+      <w:r>
+        <w:t>órdenes</w:t>
+      </w:r>
+      <w:proofErr w:type="spellEnd"/>
+      <w:r>
+        <w:t xml:space="preserve"> y </w:t>
+      </w:r>
+      <w:proofErr w:type="spellStart"/>
+      <w:r>
+        <w:t>realizar</w:t>
+      </w:r>
+      <w:proofErr w:type="spellEnd"/>
+      <w:r>
+        <w:t xml:space="preserve"> el </w:t>
+      </w:r>
+      <w:proofErr w:type="spellStart"/>
+      <w:r>
+        <w:t>seguimiento</w:t>
+      </w:r>
+      <w:proofErr w:type="spellEnd"/>
+      <w:r>
+        <w:t xml:space="preserve"> del </w:t>
+      </w:r>
+      <w:proofErr w:type="spellStart"/>
+      <w:r>
+        <w:t>progreso</w:t>
+      </w:r>
+      <w:proofErr w:type="spellEnd"/>
+      <w:r>
+        <w:t xml:space="preserve"> de las </w:t>
+      </w:r>
+      <w:proofErr w:type="spellStart"/>
+      <w:r>
+        <w:t>mismas</w:t>
+      </w:r>
+      <w:proofErr w:type="spellEnd"/>
+      <w:r>
+        <w:t>.</w:t>
       </w:r>
     </w:p>
     <w:p>
@@ -387,15 +2707,143 @@
         <w:rPr>
           <w:color w:val="8E4B3B"/>
         </w:rPr>
-        <w:t>3.5 MissTortas.Infrastructure</w:t>
-      </w:r>
+        <w:t xml:space="preserve">3.5 </w:t>
+      </w:r>
+      <w:proofErr w:type="spellStart"/>
+      <w:r>
+        <w:rPr>
+          <w:color w:val="8E4B3B"/>
+        </w:rPr>
+        <w:t>MissTortas.Infrastructure</w:t>
+      </w:r>
+      <w:proofErr w:type="spellEnd"/>
     </w:p>
     <w:p>
       <w:pPr>
         <w:spacing w:after="160"/>
       </w:pPr>
       <w:r>
-        <w:t>Concentra todo lo relacionado con librerías de infraestructura. Incluye las implementaciones de IdentityUser e IdentityRole, así como las políticas de autorización definidas mediante la librería Authorization.</w:t>
+        <w:t xml:space="preserve">Concentra </w:t>
+      </w:r>
+      <w:proofErr w:type="spellStart"/>
+      <w:r>
+        <w:t>todo</w:t>
+      </w:r>
+      <w:proofErr w:type="spellEnd"/>
+      <w:r>
+        <w:t xml:space="preserve"> lo </w:t>
+      </w:r>
+      <w:proofErr w:type="spellStart"/>
+      <w:r>
+        <w:t>relacionado</w:t>
+      </w:r>
+      <w:proofErr w:type="spellEnd"/>
+      <w:r>
+        <w:t xml:space="preserve"> con </w:t>
+      </w:r>
+      <w:proofErr w:type="spellStart"/>
+      <w:r>
+        <w:t>librerías</w:t>
+      </w:r>
+      <w:proofErr w:type="spellEnd"/>
+      <w:r>
+        <w:t xml:space="preserve"> de </w:t>
+      </w:r>
+      <w:proofErr w:type="spellStart"/>
+      <w:r>
+        <w:t>infraestructura</w:t>
+      </w:r>
+      <w:proofErr w:type="spellEnd"/>
+      <w:r>
+        <w:t xml:space="preserve">. </w:t>
+      </w:r>
+      <w:proofErr w:type="spellStart"/>
+      <w:r>
+        <w:t>Incluye</w:t>
+      </w:r>
+      <w:proofErr w:type="spellEnd"/>
+      <w:r>
+        <w:t xml:space="preserve"> las </w:t>
+      </w:r>
+      <w:proofErr w:type="spellStart"/>
+      <w:r>
+        <w:t>implementaciones</w:t>
+      </w:r>
+      <w:proofErr w:type="spellEnd"/>
+      <w:r>
+        <w:t xml:space="preserve"> de </w:t>
+      </w:r>
+      <w:proofErr w:type="spellStart"/>
+      <w:r>
+        <w:t>IdentityUser</w:t>
+      </w:r>
+      <w:proofErr w:type="spellEnd"/>
+      <w:r>
+        <w:t xml:space="preserve"> e </w:t>
+      </w:r>
+      <w:proofErr w:type="spellStart"/>
+      <w:r>
+        <w:t>IdentityRole</w:t>
+      </w:r>
+      <w:proofErr w:type="spellEnd"/>
+      <w:r>
+        <w:t xml:space="preserve">, </w:t>
+      </w:r>
+      <w:proofErr w:type="spellStart"/>
+      <w:r>
+        <w:t>así</w:t>
+      </w:r>
+      <w:proofErr w:type="spellEnd"/>
+      <w:r>
+        <w:t xml:space="preserve"> </w:t>
+      </w:r>
+      <w:proofErr w:type="spellStart"/>
+      <w:r>
+        <w:t>como</w:t>
+      </w:r>
+      <w:proofErr w:type="spellEnd"/>
+      <w:r>
+        <w:t xml:space="preserve"> las </w:t>
+      </w:r>
+      <w:proofErr w:type="spellStart"/>
+      <w:r>
+        <w:t>políticas</w:t>
+      </w:r>
+      <w:proofErr w:type="spellEnd"/>
+      <w:r>
+        <w:t xml:space="preserve"> de </w:t>
+      </w:r>
+      <w:proofErr w:type="spellStart"/>
+      <w:r>
+        <w:t>autorización</w:t>
+      </w:r>
+      <w:proofErr w:type="spellEnd"/>
+      <w:r>
+        <w:t xml:space="preserve"> </w:t>
+      </w:r>
+      <w:proofErr w:type="spellStart"/>
+      <w:r>
+        <w:t>definidas</w:t>
+      </w:r>
+      <w:proofErr w:type="spellEnd"/>
+      <w:r>
+        <w:t xml:space="preserve"> </w:t>
+      </w:r>
+      <w:proofErr w:type="spellStart"/>
+      <w:r>
+        <w:t>mediante</w:t>
+      </w:r>
+      <w:proofErr w:type="spellEnd"/>
+      <w:r>
+        <w:t xml:space="preserve"> la </w:t>
+      </w:r>
+      <w:proofErr w:type="spellStart"/>
+      <w:r>
+        <w:t>librería</w:t>
+      </w:r>
+      <w:proofErr w:type="spellEnd"/>
+      <w:r>
+        <w:t xml:space="preserve"> Authorization.</w:t>
       </w:r>
     </w:p>
     <w:p>
@@ -403,7 +2851,167 @@
         <w:spacing w:after="160"/>
       </w:pPr>
       <w:r>
-        <w:t>El proyecto busca orientar el manejo de permisos hacia políticas en lugar de roles, siguiendo un enfoque conocido como PBAC (Policy-Based Access Control). Las políticas y sus requerimientos asociados se definen en el archivo StartupExtensions.cs.</w:t>
+        <w:t xml:space="preserve">El </w:t>
+      </w:r>
+      <w:proofErr w:type="spellStart"/>
+      <w:r>
+        <w:t>proyecto</w:t>
+      </w:r>
+      <w:proofErr w:type="spellEnd"/>
+      <w:r>
+        <w:t xml:space="preserve"> </w:t>
+      </w:r>
+      <w:proofErr w:type="spellStart"/>
+      <w:r>
+        <w:t>busca</w:t>
+      </w:r>
+      <w:proofErr w:type="spellEnd"/>
+      <w:r>
+        <w:t xml:space="preserve"> </w:t>
+      </w:r>
+      <w:proofErr w:type="spellStart"/>
+      <w:r>
+        <w:t>orientar</w:t>
+      </w:r>
+      <w:proofErr w:type="spellEnd"/>
+      <w:r>
+        <w:t xml:space="preserve"> el </w:t>
+      </w:r>
+      <w:proofErr w:type="spellStart"/>
+      <w:r>
+        <w:t>manejo</w:t>
+      </w:r>
+      <w:proofErr w:type="spellEnd"/>
+      <w:r>
+        <w:t xml:space="preserve"> de </w:t>
+      </w:r>
+      <w:proofErr w:type="spellStart"/>
+      <w:r>
+        <w:t>permisos</w:t>
+      </w:r>
+      <w:proofErr w:type="spellEnd"/>
+      <w:r>
+        <w:t xml:space="preserve"> </w:t>
+      </w:r>
+      <w:proofErr w:type="spellStart"/>
+      <w:r>
+        <w:t>hacia</w:t>
+      </w:r>
+      <w:proofErr w:type="spellEnd"/>
+      <w:r>
+        <w:t xml:space="preserve"> </w:t>
+      </w:r>
+      <w:proofErr w:type="spellStart"/>
+      <w:r>
+        <w:t>políticas</w:t>
+      </w:r>
+      <w:proofErr w:type="spellEnd"/>
+      <w:r>
+        <w:t xml:space="preserve"> </w:t>
+      </w:r>
+      <w:proofErr w:type="spellStart"/>
+      <w:r>
+        <w:t>en</w:t>
+      </w:r>
+      <w:proofErr w:type="spellEnd"/>
+      <w:r>
+        <w:t xml:space="preserve"> </w:t>
+      </w:r>
+      <w:proofErr w:type="spellStart"/>
+      <w:r>
+        <w:t>lugar</w:t>
+      </w:r>
+      <w:proofErr w:type="spellEnd"/>
+      <w:r>
+        <w:t xml:space="preserve"> de roles, </w:t>
+      </w:r>
+      <w:proofErr w:type="spellStart"/>
+      <w:r>
+        <w:t>siguiendo</w:t>
+      </w:r>
+      <w:proofErr w:type="spellEnd"/>
+      <w:r>
+        <w:t xml:space="preserve"> un </w:t>
+      </w:r>
+      <w:proofErr w:type="spellStart"/>
+      <w:r>
+        <w:t>enfoque</w:t>
+      </w:r>
+      <w:proofErr w:type="spellEnd"/>
+      <w:r>
+        <w:t xml:space="preserve"> </w:t>
+      </w:r>
+      <w:proofErr w:type="spellStart"/>
+      <w:r>
+        <w:t>conocido</w:t>
+      </w:r>
+      <w:proofErr w:type="spellEnd"/>
+      <w:r>
+        <w:t xml:space="preserve"> </w:t>
+      </w:r>
+      <w:proofErr w:type="spellStart"/>
+      <w:r>
+        <w:t>como</w:t>
+      </w:r>
+      <w:proofErr w:type="spellEnd"/>
+      <w:r>
+        <w:t xml:space="preserve"> PBAC (Policy-Based Access Control). Las </w:t>
+      </w:r>
+      <w:proofErr w:type="spellStart"/>
+      <w:r>
+        <w:t>políticas</w:t>
+      </w:r>
+      <w:proofErr w:type="spellEnd"/>
+      <w:r>
+        <w:t xml:space="preserve"> y sus </w:t>
+      </w:r>
+      <w:proofErr w:type="spellStart"/>
+      <w:r>
+        <w:t>requerimientos</w:t>
+      </w:r>
+      <w:proofErr w:type="spellEnd"/>
+      <w:r>
+        <w:t xml:space="preserve"> </w:t>
+      </w:r>
+      <w:proofErr w:type="spellStart"/>
+      <w:r>
+        <w:t>asociados</w:t>
+      </w:r>
+      <w:proofErr w:type="spellEnd"/>
+      <w:r>
+        <w:t xml:space="preserve"> se </w:t>
+      </w:r>
+      <w:proofErr w:type="spellStart"/>
+      <w:r>
+        <w:t>definen</w:t>
+      </w:r>
+      <w:proofErr w:type="spellEnd"/>
+      <w:r>
+        <w:t xml:space="preserve"> </w:t>
+      </w:r>
+      <w:proofErr w:type="spellStart"/>
+      <w:r>
+        <w:t>en</w:t>
+      </w:r>
+      <w:proofErr w:type="spellEnd"/>
+      <w:r>
+        <w:t xml:space="preserve"> el </w:t>
+      </w:r>
+      <w:proofErr w:type="spellStart"/>
+      <w:r>
+        <w:t>archivo</w:t>
+      </w:r>
+      <w:proofErr w:type="spellEnd"/>
+      <w:r>
+        <w:t xml:space="preserve"> </w:t>
+      </w:r>
+      <w:proofErr w:type="spellStart"/>
+      <w:r>
+        <w:t>StartupExtensions.cs</w:t>
+      </w:r>
+      <w:proofErr w:type="spellEnd"/>
+      <w:r>
+        <w:t>.</w:t>
       </w:r>
     </w:p>
     <w:p>
@@ -415,15 +3023,164 @@
         <w:rPr>
           <w:color w:val="8E4B3B"/>
         </w:rPr>
-        <w:t>3.6 MissTortas.Desktop</w:t>
-      </w:r>
+        <w:t xml:space="preserve">3.6 </w:t>
+      </w:r>
+      <w:proofErr w:type="spellStart"/>
+      <w:r>
+        <w:rPr>
+          <w:color w:val="8E4B3B"/>
+        </w:rPr>
+        <w:t>MissTortas.Desktop</w:t>
+      </w:r>
+      <w:proofErr w:type="spellEnd"/>
     </w:p>
     <w:p>
       <w:pPr>
         <w:spacing w:after="160"/>
       </w:pPr>
-      <w:r>
-        <w:t>Implementación en WinForms destinada al administrador principal del sistema. Es la aplicación que concentra las funcionalidades principales de gestión, incluyendo el alta de usuarios, la administración de roles y permisos, y la gestión general de órdenes.</w:t>
+      <w:proofErr w:type="spellStart"/>
+      <w:r>
+        <w:t>Implementación</w:t>
+      </w:r>
+      <w:proofErr w:type="spellEnd"/>
+      <w:r>
+        <w:t xml:space="preserve"> </w:t>
+      </w:r>
+      <w:proofErr w:type="spellStart"/>
+      <w:r>
+        <w:t>en</w:t>
+      </w:r>
+      <w:proofErr w:type="spellEnd"/>
+      <w:r>
+        <w:t xml:space="preserve"> WinForms </w:t>
+      </w:r>
+      <w:proofErr w:type="spellStart"/>
+      <w:r>
+        <w:t>destinada</w:t>
+      </w:r>
+      <w:proofErr w:type="spellEnd"/>
+      <w:r>
+        <w:t xml:space="preserve"> al </w:t>
+      </w:r>
+      <w:proofErr w:type="spellStart"/>
+      <w:r>
+        <w:t>administrador</w:t>
+      </w:r>
+      <w:proofErr w:type="spellEnd"/>
+      <w:r>
+        <w:t xml:space="preserve"> principal del </w:t>
+      </w:r>
+      <w:proofErr w:type="spellStart"/>
+      <w:r>
+        <w:t>sistema</w:t>
+      </w:r>
+      <w:proofErr w:type="spellEnd"/>
+      <w:r>
+        <w:t xml:space="preserve">. Es la </w:t>
+      </w:r>
+      <w:proofErr w:type="spellStart"/>
+      <w:r>
+        <w:t>aplicación</w:t>
+      </w:r>
+      <w:proofErr w:type="spellEnd"/>
+      <w:r>
+        <w:t xml:space="preserve"> </w:t>
+      </w:r>
+      <w:proofErr w:type="spellStart"/>
+      <w:r>
+        <w:t>que</w:t>
+      </w:r>
+      <w:proofErr w:type="spellEnd"/>
+      <w:r>
+        <w:t xml:space="preserve"> </w:t>
+      </w:r>
+      <w:proofErr w:type="spellStart"/>
+      <w:r>
+        <w:t>concentra</w:t>
+      </w:r>
+      <w:proofErr w:type="spellEnd"/>
+      <w:r>
+        <w:t xml:space="preserve"> las </w:t>
+      </w:r>
+      <w:proofErr w:type="spellStart"/>
+      <w:r>
+        <w:t>funcionalidades</w:t>
+      </w:r>
+      <w:proofErr w:type="spellEnd"/>
+      <w:r>
+        <w:t xml:space="preserve"> </w:t>
+      </w:r>
+      <w:proofErr w:type="spellStart"/>
+      <w:r>
+        <w:t>principales</w:t>
+      </w:r>
+      <w:proofErr w:type="spellEnd"/>
+      <w:r>
+        <w:t xml:space="preserve"> de </w:t>
+      </w:r>
+      <w:proofErr w:type="spellStart"/>
+      <w:r>
+        <w:t>gestión</w:t>
+      </w:r>
+      <w:proofErr w:type="spellEnd"/>
+      <w:r>
+        <w:t xml:space="preserve">, </w:t>
+      </w:r>
+      <w:proofErr w:type="spellStart"/>
+      <w:r>
+        <w:t>incluyendo</w:t>
+      </w:r>
+      <w:proofErr w:type="spellEnd"/>
+      <w:r>
+        <w:t xml:space="preserve"> el </w:t>
+      </w:r>
+      <w:proofErr w:type="spellStart"/>
+      <w:r>
+        <w:t>alta</w:t>
+      </w:r>
+      <w:proofErr w:type="spellEnd"/>
+      <w:r>
+        <w:t xml:space="preserve"> de </w:t>
+      </w:r>
+      <w:proofErr w:type="spellStart"/>
+      <w:r>
+        <w:t>usuarios</w:t>
+      </w:r>
+      <w:proofErr w:type="spellEnd"/>
+      <w:r>
+        <w:t xml:space="preserve">, la </w:t>
+      </w:r>
+      <w:proofErr w:type="spellStart"/>
+      <w:r>
+        <w:t>administración</w:t>
+      </w:r>
+      <w:proofErr w:type="spellEnd"/>
+      <w:r>
+        <w:t xml:space="preserve"> de roles y </w:t>
+      </w:r>
+      <w:proofErr w:type="spellStart"/>
+      <w:r>
+        <w:t>permisos</w:t>
+      </w:r>
+      <w:proofErr w:type="spellEnd"/>
+      <w:r>
+        <w:t xml:space="preserve">, y la </w:t>
+      </w:r>
+      <w:proofErr w:type="spellStart"/>
+      <w:r>
+        <w:t>gestión</w:t>
+      </w:r>
+      <w:proofErr w:type="spellEnd"/>
+      <w:r>
+        <w:t xml:space="preserve"> general de </w:t>
+      </w:r>
+      <w:proofErr w:type="spellStart"/>
+      <w:r>
+        <w:t>órdenes</w:t>
+      </w:r>
+      <w:proofErr w:type="spellEnd"/>
+      <w:r>
+        <w:t>.</w:t>
       </w:r>
     </w:p>
     <w:p>
@@ -435,8 +3192,44 @@
         <w:rPr>
           <w:color w:val="5C2E22"/>
         </w:rPr>
-        <w:t>4. Repositorios y componentes del sistema</w:t>
-      </w:r>
+        <w:t xml:space="preserve">4. </w:t>
+      </w:r>
+      <w:proofErr w:type="spellStart"/>
+      <w:r>
+        <w:rPr>
+          <w:color w:val="5C2E22"/>
+        </w:rPr>
+        <w:t>Repositorios</w:t>
+      </w:r>
+      <w:proofErr w:type="spellEnd"/>
+      <w:r>
+        <w:rPr>
+          <w:color w:val="5C2E22"/>
+        </w:rPr>
+        <w:t xml:space="preserve"> y </w:t>
+      </w:r>
+      <w:proofErr w:type="spellStart"/>
+      <w:r>
+        <w:rPr>
+          <w:color w:val="5C2E22"/>
+        </w:rPr>
+        <w:t>componentes</w:t>
+      </w:r>
+      <w:proofErr w:type="spellEnd"/>
+      <w:r>
+        <w:rPr>
+          <w:color w:val="5C2E22"/>
+        </w:rPr>
+        <w:t xml:space="preserve"> del </w:t>
+      </w:r>
+      <w:proofErr w:type="spellStart"/>
+      <w:r>
+        <w:rPr>
+          <w:color w:val="5C2E22"/>
+        </w:rPr>
+        <w:t>sistema</w:t>
+      </w:r>
+      <w:proofErr w:type="spellEnd"/>
     </w:p>
     <w:tbl>
       <w:tblPr>
@@ -461,12 +3254,6 @@
         <w:gridCol w:w="3200"/>
       </w:tblGrid>
       <w:tr>
-        <w:tblPrEx>
-          <w:tblCellMar>
-            <w:top w:w="0" w:type="dxa"/>
-            <w:bottom w:w="0" w:type="dxa"/>
-          </w:tblCellMar>
-        </w:tblPrEx>
         <w:trPr>
           <w:tblHeader/>
         </w:trPr>
@@ -482,6 +3269,7 @@
             </w:tcMar>
           </w:tcPr>
           <w:p>
+            <w:proofErr w:type="spellStart"/>
             <w:r>
               <w:rPr>
                 <w:b/>
@@ -490,6 +3278,7 @@
               </w:rPr>
               <w:t>Repositorio</w:t>
             </w:r>
+            <w:proofErr w:type="spellEnd"/>
           </w:p>
         </w:tc>
         <w:tc>
@@ -504,13 +3293,23 @@
             </w:tcMar>
           </w:tcPr>
           <w:p>
+            <w:proofErr w:type="spellStart"/>
             <w:r>
               <w:rPr>
                 <w:b/>
                 <w:bCs/>
                 <w:color w:val="FFFFFF"/>
               </w:rPr>
-              <w:t>Responsabilidad principal</w:t>
+              <w:t>Responsabilidad</w:t>
+            </w:r>
+            <w:proofErr w:type="spellEnd"/>
+            <w:r>
+              <w:rPr>
+                <w:b/>
+                <w:bCs/>
+                <w:color w:val="FFFFFF"/>
+              </w:rPr>
+              <w:t xml:space="preserve"> principal</w:t>
             </w:r>
           </w:p>
         </w:tc>
@@ -526,24 +3325,38 @@
             </w:tcMar>
           </w:tcPr>
           <w:p>
+            <w:proofErr w:type="spellStart"/>
             <w:r>
               <w:rPr>
                 <w:b/>
                 <w:bCs/>
                 <w:color w:val="FFFFFF"/>
               </w:rPr>
-              <w:t>Tecnología / Detalle</w:t>
-            </w:r>
+              <w:t>Tecnología</w:t>
+            </w:r>
+            <w:proofErr w:type="spellEnd"/>
+            <w:r>
+              <w:rPr>
+                <w:b/>
+                <w:bCs/>
+                <w:color w:val="FFFFFF"/>
+              </w:rPr>
+              <w:t xml:space="preserve"> / </w:t>
+            </w:r>
+            <w:proofErr w:type="spellStart"/>
+            <w:r>
+              <w:rPr>
+                <w:b/>
+                <w:bCs/>
+                <w:color w:val="FFFFFF"/>
+              </w:rPr>
+              <w:t>Detalle</w:t>
+            </w:r>
+            <w:proofErr w:type="spellEnd"/>
           </w:p>
         </w:tc>
       </w:tr>
       <w:tr>
-        <w:tblPrEx>
-          <w:tblCellMar>
-            <w:top w:w="0" w:type="dxa"/>
-            <w:bottom w:w="0" w:type="dxa"/>
-          </w:tblCellMar>
-        </w:tblPrEx>
         <w:tc>
           <w:tcPr>
             <w:tcW w:w="2600" w:type="dxa"/>
@@ -556,9 +3369,11 @@
             </w:tcMar>
           </w:tcPr>
           <w:p>
+            <w:proofErr w:type="spellStart"/>
             <w:r>
               <w:t>Misstortas.Domain</w:t>
             </w:r>
+            <w:proofErr w:type="spellEnd"/>
           </w:p>
         </w:tc>
         <w:tc>
@@ -573,9 +3388,19 @@
             </w:tcMar>
           </w:tcPr>
           <w:p>
-            <w:r>
-              <w:t>Entidades del dominio</w:t>
-            </w:r>
+            <w:proofErr w:type="spellStart"/>
+            <w:r>
+              <w:t>Entidades</w:t>
+            </w:r>
+            <w:proofErr w:type="spellEnd"/>
+            <w:r>
+              <w:t xml:space="preserve"> del </w:t>
+            </w:r>
+            <w:proofErr w:type="spellStart"/>
+            <w:r>
+              <w:t>dominio</w:t>
+            </w:r>
+            <w:proofErr w:type="spellEnd"/>
           </w:p>
         </w:tc>
         <w:tc>
@@ -591,18 +3416,23 @@
           </w:tcPr>
           <w:p>
             <w:r>
-              <w:t>Base del modelo code-first</w:t>
+              <w:t xml:space="preserve">Base del </w:t>
+            </w:r>
+            <w:proofErr w:type="spellStart"/>
+            <w:r>
+              <w:t>modelo</w:t>
+            </w:r>
+            <w:proofErr w:type="spellEnd"/>
+            <w:r>
+              <w:t xml:space="preserve"> code-first</w:t>
+            </w:r>
+            <w:r>
+              <w:t>.</w:t>
             </w:r>
           </w:p>
         </w:tc>
       </w:tr>
       <w:tr>
-        <w:tblPrEx>
-          <w:tblCellMar>
-            <w:top w:w="0" w:type="dxa"/>
-            <w:bottom w:w="0" w:type="dxa"/>
-          </w:tblCellMar>
-        </w:tblPrEx>
         <w:tc>
           <w:tcPr>
             <w:tcW w:w="2600" w:type="dxa"/>
@@ -615,9 +3445,11 @@
             </w:tcMar>
           </w:tcPr>
           <w:p>
+            <w:proofErr w:type="spellStart"/>
             <w:r>
               <w:t>Misstortas.Services</w:t>
             </w:r>
+            <w:proofErr w:type="spellEnd"/>
           </w:p>
         </w:tc>
         <w:tc>
@@ -632,8 +3464,21 @@
             </w:tcMar>
           </w:tcPr>
           <w:p>
-            <w:r>
-              <w:t>Lógica de negocio</w:t>
+            <w:proofErr w:type="spellStart"/>
+            <w:r>
+              <w:t>Lógica</w:t>
+            </w:r>
+            <w:proofErr w:type="spellEnd"/>
+            <w:r>
+              <w:t xml:space="preserve"> de </w:t>
+            </w:r>
+            <w:proofErr w:type="spellStart"/>
+            <w:r>
+              <w:t>negocio</w:t>
+            </w:r>
+            <w:proofErr w:type="spellEnd"/>
+            <w:r>
+              <w:t>.</w:t>
             </w:r>
           </w:p>
         </w:tc>
@@ -649,19 +3494,31 @@
             </w:tcMar>
           </w:tcPr>
           <w:p>
-            <w:r>
-              <w:t>Orquestación de reglas del sistema</w:t>
-            </w:r>
+            <w:proofErr w:type="spellStart"/>
+            <w:r>
+              <w:t>Orquestación</w:t>
+            </w:r>
+            <w:proofErr w:type="spellEnd"/>
+            <w:r>
+              <w:t xml:space="preserve"> de </w:t>
+            </w:r>
+            <w:proofErr w:type="spellStart"/>
+            <w:r>
+              <w:t>reglas</w:t>
+            </w:r>
+            <w:proofErr w:type="spellEnd"/>
+            <w:r>
+              <w:t xml:space="preserve"> del </w:t>
+            </w:r>
+            <w:proofErr w:type="spellStart"/>
+            <w:r>
+              <w:t>sistema</w:t>
+            </w:r>
+            <w:proofErr w:type="spellEnd"/>
           </w:p>
         </w:tc>
       </w:tr>
       <w:tr>
-        <w:tblPrEx>
-          <w:tblCellMar>
-            <w:top w:w="0" w:type="dxa"/>
-            <w:bottom w:w="0" w:type="dxa"/>
-          </w:tblCellMar>
-        </w:tblPrEx>
         <w:tc>
           <w:tcPr>
             <w:tcW w:w="2600" w:type="dxa"/>
@@ -674,9 +3531,11 @@
             </w:tcMar>
           </w:tcPr>
           <w:p>
+            <w:proofErr w:type="spellStart"/>
             <w:r>
               <w:t>Misstortas.View</w:t>
             </w:r>
+            <w:proofErr w:type="spellEnd"/>
           </w:p>
         </w:tc>
         <w:tc>
@@ -691,8 +3550,13 @@
             </w:tcMar>
           </w:tcPr>
           <w:p>
-            <w:r>
-              <w:t>Controladores / API principal</w:t>
+            <w:proofErr w:type="spellStart"/>
+            <w:r>
+              <w:t>Controladores</w:t>
+            </w:r>
+            <w:proofErr w:type="spellEnd"/>
+            <w:r>
+              <w:t xml:space="preserve"> / API principal</w:t>
             </w:r>
           </w:p>
         </w:tc>
@@ -715,12 +3579,6 @@
         </w:tc>
       </w:tr>
       <w:tr>
-        <w:tblPrEx>
-          <w:tblCellMar>
-            <w:top w:w="0" w:type="dxa"/>
-            <w:bottom w:w="0" w:type="dxa"/>
-          </w:tblCellMar>
-        </w:tblPrEx>
         <w:tc>
           <w:tcPr>
             <w:tcW w:w="2600" w:type="dxa"/>
@@ -733,9 +3591,11 @@
             </w:tcMar>
           </w:tcPr>
           <w:p>
+            <w:proofErr w:type="spellStart"/>
             <w:r>
               <w:t>MissTortas.Frontend</w:t>
             </w:r>
+            <w:proofErr w:type="spellEnd"/>
           </w:p>
         </w:tc>
         <w:tc>
@@ -750,8 +3610,101 @@
             </w:tcMar>
           </w:tcPr>
           <w:p>
-            <w:r>
-              <w:t>Interfaz web para clientes</w:t>
+            <w:proofErr w:type="spellStart"/>
+            <w:r>
+              <w:t>Interfaz</w:t>
+            </w:r>
+            <w:proofErr w:type="spellEnd"/>
+            <w:r>
+              <w:t xml:space="preserve"> web para </w:t>
+            </w:r>
+            <w:proofErr w:type="spellStart"/>
+            <w:r>
+              <w:t>clientes</w:t>
+            </w:r>
+            <w:proofErr w:type="spellEnd"/>
+            <w:r>
+              <w:t xml:space="preserve">. </w:t>
+            </w:r>
+            <w:proofErr w:type="spellStart"/>
+            <w:r>
+              <w:t>Encargada</w:t>
+            </w:r>
+            <w:proofErr w:type="spellEnd"/>
+            <w:r>
+              <w:t xml:space="preserve"> de </w:t>
+            </w:r>
+            <w:proofErr w:type="spellStart"/>
+            <w:r>
+              <w:t>realizar</w:t>
+            </w:r>
+            <w:proofErr w:type="spellEnd"/>
+            <w:r>
+              <w:t xml:space="preserve"> </w:t>
+            </w:r>
+            <w:proofErr w:type="spellStart"/>
+            <w:r>
+              <w:t>ordenes</w:t>
+            </w:r>
+            <w:proofErr w:type="spellEnd"/>
+            <w:r>
+              <w:t xml:space="preserve"> y </w:t>
+            </w:r>
+            <w:proofErr w:type="spellStart"/>
+            <w:r>
+              <w:t>proveer</w:t>
+            </w:r>
+            <w:proofErr w:type="spellEnd"/>
+            <w:r>
+              <w:t xml:space="preserve"> </w:t>
+            </w:r>
+            <w:proofErr w:type="spellStart"/>
+            <w:r>
+              <w:t>una</w:t>
+            </w:r>
+            <w:proofErr w:type="spellEnd"/>
+            <w:r>
+              <w:t xml:space="preserve"> </w:t>
+            </w:r>
+            <w:proofErr w:type="spellStart"/>
+            <w:r>
+              <w:t>interfaz</w:t>
+            </w:r>
+            <w:proofErr w:type="spellEnd"/>
+            <w:r>
+              <w:t xml:space="preserve"> al </w:t>
+            </w:r>
+            <w:proofErr w:type="spellStart"/>
+            <w:r>
+              <w:t>usuario</w:t>
+            </w:r>
+            <w:proofErr w:type="spellEnd"/>
+            <w:r>
+              <w:t xml:space="preserve"> para </w:t>
+            </w:r>
+            <w:proofErr w:type="spellStart"/>
+            <w:r>
+              <w:t>visualizar</w:t>
+            </w:r>
+            <w:proofErr w:type="spellEnd"/>
+            <w:r>
+              <w:t xml:space="preserve"> el </w:t>
+            </w:r>
+            <w:proofErr w:type="spellStart"/>
+            <w:r>
+              <w:t>estado</w:t>
+            </w:r>
+            <w:proofErr w:type="spellEnd"/>
+            <w:r>
+              <w:t xml:space="preserve"> de las </w:t>
+            </w:r>
+            <w:proofErr w:type="spellStart"/>
+            <w:r>
+              <w:t>mismas</w:t>
+            </w:r>
+            <w:proofErr w:type="spellEnd"/>
+            <w:r>
+              <w:t>.</w:t>
             </w:r>
           </w:p>
         </w:tc>
@@ -774,12 +3727,6 @@
         </w:tc>
       </w:tr>
       <w:tr>
-        <w:tblPrEx>
-          <w:tblCellMar>
-            <w:top w:w="0" w:type="dxa"/>
-            <w:bottom w:w="0" w:type="dxa"/>
-          </w:tblCellMar>
-        </w:tblPrEx>
         <w:tc>
           <w:tcPr>
             <w:tcW w:w="2600" w:type="dxa"/>
@@ -792,9 +3739,11 @@
             </w:tcMar>
           </w:tcPr>
           <w:p>
+            <w:proofErr w:type="spellStart"/>
             <w:r>
               <w:t>MissTortas.Infrastructure</w:t>
             </w:r>
+            <w:proofErr w:type="spellEnd"/>
           </w:p>
         </w:tc>
         <w:tc>
@@ -810,7 +3759,79 @@
           </w:tcPr>
           <w:p>
             <w:r>
-              <w:t>Identity, políticas y autorización (PBAC)</w:t>
+              <w:t xml:space="preserve">Identity, </w:t>
+            </w:r>
+            <w:proofErr w:type="spellStart"/>
+            <w:r>
+              <w:t>políticas</w:t>
+            </w:r>
+            <w:proofErr w:type="spellEnd"/>
+            <w:r>
+              <w:t xml:space="preserve"> y </w:t>
+            </w:r>
+            <w:proofErr w:type="spellStart"/>
+            <w:r>
+              <w:t>autorización</w:t>
+            </w:r>
+            <w:proofErr w:type="spellEnd"/>
+            <w:r>
+              <w:t xml:space="preserve">, </w:t>
+            </w:r>
+            <w:proofErr w:type="spellStart"/>
+            <w:r>
+              <w:t>seguridad</w:t>
+            </w:r>
+            <w:proofErr w:type="spellEnd"/>
+            <w:r>
+              <w:t xml:space="preserve">, </w:t>
+            </w:r>
+            <w:proofErr w:type="spellStart"/>
+            <w:r>
+              <w:t>implementaciones</w:t>
+            </w:r>
+            <w:proofErr w:type="spellEnd"/>
+            <w:r>
+              <w:t xml:space="preserve"> de </w:t>
+            </w:r>
+            <w:proofErr w:type="spellStart"/>
+            <w:r>
+              <w:t>requisitos</w:t>
+            </w:r>
+            <w:proofErr w:type="spellEnd"/>
+            <w:r>
+              <w:t xml:space="preserve"> no </w:t>
+            </w:r>
+            <w:proofErr w:type="spellStart"/>
+            <w:r>
+              <w:t>funcionales</w:t>
+            </w:r>
+            <w:proofErr w:type="spellEnd"/>
+            <w:r>
+              <w:t xml:space="preserve">. </w:t>
+            </w:r>
+            <w:proofErr w:type="spellStart"/>
+            <w:r>
+              <w:t>Principalmente</w:t>
+            </w:r>
+            <w:proofErr w:type="spellEnd"/>
+            <w:r>
+              <w:t xml:space="preserve"> </w:t>
+            </w:r>
+            <w:proofErr w:type="spellStart"/>
+            <w:r>
+              <w:t>relacionado</w:t>
+            </w:r>
+            <w:proofErr w:type="spellEnd"/>
+            <w:r>
+              <w:t xml:space="preserve"> a </w:t>
+            </w:r>
+            <w:proofErr w:type="spellStart"/>
+            <w:r>
+              <w:t>tecnologias</w:t>
+            </w:r>
+            <w:proofErr w:type="spellEnd"/>
+            <w:r>
+              <w:t>.</w:t>
             </w:r>
           </w:p>
         </w:tc>
@@ -826,19 +3847,31 @@
             </w:tcMar>
           </w:tcPr>
           <w:p>
-            <w:r>
-              <w:t>IdentityUser, IdentityRole, Authorization, StartupExtensions.cs</w:t>
-            </w:r>
+            <w:proofErr w:type="spellStart"/>
+            <w:r>
+              <w:t>IdentityUser</w:t>
+            </w:r>
+            <w:proofErr w:type="spellEnd"/>
+            <w:r>
+              <w:t xml:space="preserve">, </w:t>
+            </w:r>
+            <w:proofErr w:type="spellStart"/>
+            <w:r>
+              <w:t>IdentityRole</w:t>
+            </w:r>
+            <w:proofErr w:type="spellEnd"/>
+            <w:r>
+              <w:t xml:space="preserve">, Authorization, </w:t>
+            </w:r>
+            <w:proofErr w:type="spellStart"/>
+            <w:r>
+              <w:t>StartupExtensions.cs</w:t>
+            </w:r>
+            <w:proofErr w:type="spellEnd"/>
           </w:p>
         </w:tc>
       </w:tr>
       <w:tr>
-        <w:tblPrEx>
-          <w:tblCellMar>
-            <w:top w:w="0" w:type="dxa"/>
-            <w:bottom w:w="0" w:type="dxa"/>
-          </w:tblCellMar>
-        </w:tblPrEx>
         <w:tc>
           <w:tcPr>
             <w:tcW w:w="2600" w:type="dxa"/>
@@ -851,9 +3884,11 @@
             </w:tcMar>
           </w:tcPr>
           <w:p>
+            <w:proofErr w:type="spellStart"/>
             <w:r>
               <w:t>MissTortas.Desktop</w:t>
             </w:r>
+            <w:proofErr w:type="spellEnd"/>
           </w:p>
         </w:tc>
         <w:tc>
@@ -869,8 +3904,96 @@
           </w:tcPr>
           <w:p>
             <w:r>
-              <w:t>Administración principal del sistema</w:t>
-            </w:r>
+              <w:t xml:space="preserve">Administración principal del </w:t>
+            </w:r>
+            <w:r>
+              <w:t xml:space="preserve">Sistema. </w:t>
+            </w:r>
+            <w:proofErr w:type="spellStart"/>
+            <w:r>
+              <w:t>Acceso</w:t>
+            </w:r>
+            <w:proofErr w:type="spellEnd"/>
+            <w:r>
+              <w:t xml:space="preserve"> a </w:t>
+            </w:r>
+            <w:proofErr w:type="spellStart"/>
+            <w:r>
+              <w:t>funcionales</w:t>
+            </w:r>
+            <w:proofErr w:type="spellEnd"/>
+            <w:r>
+              <w:t xml:space="preserve"> para </w:t>
+            </w:r>
+            <w:proofErr w:type="spellStart"/>
+            <w:r>
+              <w:t>gestionar</w:t>
+            </w:r>
+            <w:proofErr w:type="spellEnd"/>
+            <w:r>
+              <w:t xml:space="preserve"> </w:t>
+            </w:r>
+            <w:proofErr w:type="spellStart"/>
+            <w:r>
+              <w:t>ordenes</w:t>
+            </w:r>
+            <w:proofErr w:type="spellEnd"/>
+            <w:r>
+              <w:t xml:space="preserve">, </w:t>
+            </w:r>
+            <w:proofErr w:type="spellStart"/>
+            <w:r>
+              <w:t>usuarios</w:t>
+            </w:r>
+            <w:proofErr w:type="spellEnd"/>
+            <w:r>
+              <w:t xml:space="preserve"> y roles, </w:t>
+            </w:r>
+            <w:proofErr w:type="spellStart"/>
+            <w:r>
+              <w:t>permisos</w:t>
+            </w:r>
+            <w:proofErr w:type="spellEnd"/>
+            <w:r>
+              <w:t xml:space="preserve">, </w:t>
+            </w:r>
+            <w:proofErr w:type="spellStart"/>
+            <w:r>
+              <w:t>productos</w:t>
+            </w:r>
+            <w:proofErr w:type="spellEnd"/>
+            <w:r>
+              <w:t xml:space="preserve"> y </w:t>
+            </w:r>
+            <w:proofErr w:type="spellStart"/>
+            <w:r>
+              <w:t>categorias</w:t>
+            </w:r>
+            <w:proofErr w:type="spellEnd"/>
+            <w:r>
+              <w:t xml:space="preserve"> y </w:t>
+            </w:r>
+            <w:proofErr w:type="spellStart"/>
+            <w:r>
+              <w:t>tareas</w:t>
+            </w:r>
+            <w:proofErr w:type="spellEnd"/>
+            <w:r>
+              <w:t xml:space="preserve"> </w:t>
+            </w:r>
+            <w:proofErr w:type="spellStart"/>
+            <w:r>
+              <w:t>asignadas</w:t>
+            </w:r>
+            <w:proofErr w:type="spellEnd"/>
+            <w:r>
+              <w:t xml:space="preserve"> a </w:t>
+            </w:r>
+            <w:proofErr w:type="spellStart"/>
+            <w:r>
+              <w:t>ordenes</w:t>
+            </w:r>
+            <w:proofErr w:type="spellEnd"/>
           </w:p>
         </w:tc>
         <w:tc>
@@ -896,30 +4019,10 @@
       <w:pPr>
         <w:pStyle w:val="Heading1"/>
         <w:spacing w:before="400" w:after="200"/>
-      </w:pPr>
-      <w:r>
         <w:rPr>
           <w:color w:val="5C2E22"/>
         </w:rPr>
-        <w:t>5. Gestión de usuarios, roles y permisos</w:t>
-      </w:r>
-    </w:p>
-    <w:p>
-      <w:pPr>
-        <w:spacing w:after="160"/>
       </w:pPr>
-      <w:r>
-        <w:t>El sistema contempla dos vías de ingreso de usuarios: el alta directa desde la aplicación de escritorio, realizada por un administrador, y el autorregistro mediante la aplicación web. En ambos casos, la habilitación del usuario para operar en el sistema queda sujeta a que exista un usuario con los permisos necesarios para aprobarla.</w:t>
-      </w:r>
-    </w:p>
-    <w:p>
-      <w:pPr>
-        <w:spacing w:after="160"/>
-      </w:pPr>
-      <w:r>
-        <w:lastRenderedPageBreak/>
-        <w:t>El modelo de seguridad se apoya en el enfoque PBAC provisto por MissTortas.Infrastructure: además de la asignación de roles, el sistema permite otorgar permisos tanto a nivel de rol como a nivel de usuario individual, lo que da flexibilidad para casos particulares sin necesidad de crear nuevos roles.</w:t>
-      </w:r>
     </w:p>
     <w:p>
       <w:pPr>
@@ -930,15 +4033,619 @@
         <w:rPr>
           <w:color w:val="5C2E22"/>
         </w:rPr>
-        <w:t>6. Gestión de órdenes y tareas</w:t>
-      </w:r>
+        <w:t>5. G</w:t>
+      </w:r>
+      <w:proofErr w:type="spellStart"/>
+      <w:r>
+        <w:rPr>
+          <w:color w:val="5C2E22"/>
+        </w:rPr>
+        <w:t>estión</w:t>
+      </w:r>
+      <w:proofErr w:type="spellEnd"/>
+      <w:r>
+        <w:rPr>
+          <w:color w:val="5C2E22"/>
+        </w:rPr>
+        <w:t xml:space="preserve"> de </w:t>
+      </w:r>
+      <w:proofErr w:type="spellStart"/>
+      <w:r>
+        <w:rPr>
+          <w:color w:val="5C2E22"/>
+        </w:rPr>
+        <w:t>usuarios</w:t>
+      </w:r>
+      <w:proofErr w:type="spellEnd"/>
+      <w:r>
+        <w:rPr>
+          <w:color w:val="5C2E22"/>
+        </w:rPr>
+        <w:t xml:space="preserve">, roles y </w:t>
+      </w:r>
+      <w:proofErr w:type="spellStart"/>
+      <w:r>
+        <w:rPr>
+          <w:color w:val="5C2E22"/>
+        </w:rPr>
+        <w:t>permisos</w:t>
+      </w:r>
+      <w:proofErr w:type="spellEnd"/>
     </w:p>
     <w:p>
       <w:pPr>
         <w:spacing w:after="160"/>
       </w:pPr>
       <w:r>
-        <w:t>De forma superficial, el flujo de una orden dentro del sistema es el siguiente:</w:t>
+        <w:t xml:space="preserve">El </w:t>
+      </w:r>
+      <w:proofErr w:type="spellStart"/>
+      <w:r>
+        <w:t>sistema</w:t>
+      </w:r>
+      <w:proofErr w:type="spellEnd"/>
+      <w:r>
+        <w:t xml:space="preserve"> </w:t>
+      </w:r>
+      <w:proofErr w:type="spellStart"/>
+      <w:r>
+        <w:t>contempla</w:t>
+      </w:r>
+      <w:proofErr w:type="spellEnd"/>
+      <w:r>
+        <w:t xml:space="preserve"> dos </w:t>
+      </w:r>
+      <w:proofErr w:type="spellStart"/>
+      <w:r>
+        <w:t>vías</w:t>
+      </w:r>
+      <w:proofErr w:type="spellEnd"/>
+      <w:r>
+        <w:t xml:space="preserve"> de </w:t>
+      </w:r>
+      <w:proofErr w:type="spellStart"/>
+      <w:r>
+        <w:t>ingreso</w:t>
+      </w:r>
+      <w:proofErr w:type="spellEnd"/>
+      <w:r>
+        <w:t xml:space="preserve"> de </w:t>
+      </w:r>
+      <w:proofErr w:type="spellStart"/>
+      <w:r>
+        <w:t>usuarios</w:t>
+      </w:r>
+      <w:proofErr w:type="spellEnd"/>
+      <w:r>
+        <w:t xml:space="preserve">: el </w:t>
+      </w:r>
+      <w:proofErr w:type="spellStart"/>
+      <w:r>
+        <w:t>alta</w:t>
+      </w:r>
+      <w:proofErr w:type="spellEnd"/>
+      <w:r>
+        <w:t xml:space="preserve"> </w:t>
+      </w:r>
+      <w:proofErr w:type="spellStart"/>
+      <w:r>
+        <w:t>directa</w:t>
+      </w:r>
+      <w:proofErr w:type="spellEnd"/>
+      <w:r>
+        <w:t xml:space="preserve"> </w:t>
+      </w:r>
+      <w:proofErr w:type="spellStart"/>
+      <w:r>
+        <w:t>desde</w:t>
+      </w:r>
+      <w:proofErr w:type="spellEnd"/>
+      <w:r>
+        <w:t xml:space="preserve"> la </w:t>
+      </w:r>
+      <w:proofErr w:type="spellStart"/>
+      <w:r>
+        <w:t>aplicación</w:t>
+      </w:r>
+      <w:proofErr w:type="spellEnd"/>
+      <w:r>
+        <w:t xml:space="preserve"> de </w:t>
+      </w:r>
+      <w:proofErr w:type="spellStart"/>
+      <w:r>
+        <w:t>escritorio</w:t>
+      </w:r>
+      <w:proofErr w:type="spellEnd"/>
+      <w:r>
+        <w:t xml:space="preserve">, </w:t>
+      </w:r>
+      <w:proofErr w:type="spellStart"/>
+      <w:r>
+        <w:t>realizada</w:t>
+      </w:r>
+      <w:proofErr w:type="spellEnd"/>
+      <w:r>
+        <w:t xml:space="preserve"> </w:t>
+      </w:r>
+      <w:proofErr w:type="spellStart"/>
+      <w:r>
+        <w:t>por</w:t>
+      </w:r>
+      <w:proofErr w:type="spellEnd"/>
+      <w:r>
+        <w:t xml:space="preserve"> un </w:t>
+      </w:r>
+      <w:proofErr w:type="spellStart"/>
+      <w:r>
+        <w:t>administrador</w:t>
+      </w:r>
+      <w:proofErr w:type="spellEnd"/>
+      <w:r>
+        <w:t xml:space="preserve">, y el </w:t>
+      </w:r>
+      <w:proofErr w:type="spellStart"/>
+      <w:r>
+        <w:t>autorregistro</w:t>
+      </w:r>
+      <w:proofErr w:type="spellEnd"/>
+      <w:r>
+        <w:t xml:space="preserve"> </w:t>
+      </w:r>
+      <w:proofErr w:type="spellStart"/>
+      <w:r>
+        <w:t>mediante</w:t>
+      </w:r>
+      <w:proofErr w:type="spellEnd"/>
+      <w:r>
+        <w:t xml:space="preserve"> la </w:t>
+      </w:r>
+      <w:proofErr w:type="spellStart"/>
+      <w:r>
+        <w:t>aplicación</w:t>
+      </w:r>
+      <w:proofErr w:type="spellEnd"/>
+      <w:r>
+        <w:t xml:space="preserve"> web. En ambos </w:t>
+      </w:r>
+      <w:proofErr w:type="spellStart"/>
+      <w:r>
+        <w:t>casos</w:t>
+      </w:r>
+      <w:proofErr w:type="spellEnd"/>
+      <w:r>
+        <w:t xml:space="preserve">, la </w:t>
+      </w:r>
+      <w:proofErr w:type="spellStart"/>
+      <w:r>
+        <w:t>habilitación</w:t>
+      </w:r>
+      <w:proofErr w:type="spellEnd"/>
+      <w:r>
+        <w:t xml:space="preserve"> del </w:t>
+      </w:r>
+      <w:proofErr w:type="spellStart"/>
+      <w:r>
+        <w:t>usuario</w:t>
+      </w:r>
+      <w:proofErr w:type="spellEnd"/>
+      <w:r>
+        <w:t xml:space="preserve"> para </w:t>
+      </w:r>
+      <w:proofErr w:type="spellStart"/>
+      <w:r>
+        <w:t>operar</w:t>
+      </w:r>
+      <w:proofErr w:type="spellEnd"/>
+      <w:r>
+        <w:t xml:space="preserve"> </w:t>
+      </w:r>
+      <w:proofErr w:type="spellStart"/>
+      <w:r>
+        <w:t>en</w:t>
+      </w:r>
+      <w:proofErr w:type="spellEnd"/>
+      <w:r>
+        <w:t xml:space="preserve"> el </w:t>
+      </w:r>
+      <w:proofErr w:type="spellStart"/>
+      <w:r>
+        <w:t>sistema</w:t>
+      </w:r>
+      <w:proofErr w:type="spellEnd"/>
+      <w:r>
+        <w:t xml:space="preserve"> </w:t>
+      </w:r>
+      <w:proofErr w:type="spellStart"/>
+      <w:r>
+        <w:t>queda</w:t>
+      </w:r>
+      <w:proofErr w:type="spellEnd"/>
+      <w:r>
+        <w:t xml:space="preserve"> </w:t>
+      </w:r>
+      <w:proofErr w:type="spellStart"/>
+      <w:r>
+        <w:t>sujeta</w:t>
+      </w:r>
+      <w:proofErr w:type="spellEnd"/>
+      <w:r>
+        <w:t xml:space="preserve"> a </w:t>
+      </w:r>
+      <w:proofErr w:type="spellStart"/>
+      <w:r>
+        <w:t>que</w:t>
+      </w:r>
+      <w:proofErr w:type="spellEnd"/>
+      <w:r>
+        <w:t xml:space="preserve"> </w:t>
+      </w:r>
+      <w:proofErr w:type="spellStart"/>
+      <w:r>
+        <w:t>exista</w:t>
+      </w:r>
+      <w:proofErr w:type="spellEnd"/>
+      <w:r>
+        <w:t xml:space="preserve"> un </w:t>
+      </w:r>
+      <w:proofErr w:type="spellStart"/>
+      <w:r>
+        <w:t>usuario</w:t>
+      </w:r>
+      <w:proofErr w:type="spellEnd"/>
+      <w:r>
+        <w:t xml:space="preserve"> con </w:t>
+      </w:r>
+      <w:proofErr w:type="spellStart"/>
+      <w:r>
+        <w:t>los</w:t>
+      </w:r>
+      <w:proofErr w:type="spellEnd"/>
+      <w:r>
+        <w:t xml:space="preserve"> </w:t>
+      </w:r>
+      <w:proofErr w:type="spellStart"/>
+      <w:r>
+        <w:t>permisos</w:t>
+      </w:r>
+      <w:proofErr w:type="spellEnd"/>
+      <w:r>
+        <w:t xml:space="preserve"> </w:t>
+      </w:r>
+      <w:proofErr w:type="spellStart"/>
+      <w:r>
+        <w:t>necesarios</w:t>
+      </w:r>
+      <w:proofErr w:type="spellEnd"/>
+      <w:r>
+        <w:t xml:space="preserve"> para </w:t>
+      </w:r>
+      <w:proofErr w:type="spellStart"/>
+      <w:r>
+        <w:t>aprobarla</w:t>
+      </w:r>
+      <w:proofErr w:type="spellEnd"/>
+      <w:r>
+        <w:t>.</w:t>
+      </w:r>
+    </w:p>
+    <w:p>
+      <w:pPr>
+        <w:spacing w:after="160"/>
+      </w:pPr>
+      <w:r>
+        <w:t xml:space="preserve">El </w:t>
+      </w:r>
+      <w:proofErr w:type="spellStart"/>
+      <w:r>
+        <w:t>modelo</w:t>
+      </w:r>
+      <w:proofErr w:type="spellEnd"/>
+      <w:r>
+        <w:t xml:space="preserve"> de </w:t>
+      </w:r>
+      <w:proofErr w:type="spellStart"/>
+      <w:r>
+        <w:t>seguridad</w:t>
+      </w:r>
+      <w:proofErr w:type="spellEnd"/>
+      <w:r>
+        <w:t xml:space="preserve"> se </w:t>
+      </w:r>
+      <w:proofErr w:type="spellStart"/>
+      <w:r>
+        <w:t>apoya</w:t>
+      </w:r>
+      <w:proofErr w:type="spellEnd"/>
+      <w:r>
+        <w:t xml:space="preserve"> </w:t>
+      </w:r>
+      <w:proofErr w:type="spellStart"/>
+      <w:r>
+        <w:t>en</w:t>
+      </w:r>
+      <w:proofErr w:type="spellEnd"/>
+      <w:r>
+        <w:t xml:space="preserve"> el </w:t>
+      </w:r>
+      <w:proofErr w:type="spellStart"/>
+      <w:r>
+        <w:t>enfoque</w:t>
+      </w:r>
+      <w:proofErr w:type="spellEnd"/>
+      <w:r>
+        <w:t xml:space="preserve"> PBAC </w:t>
+      </w:r>
+      <w:proofErr w:type="spellStart"/>
+      <w:r>
+        <w:t>provisto</w:t>
+      </w:r>
+      <w:proofErr w:type="spellEnd"/>
+      <w:r>
+        <w:t xml:space="preserve"> </w:t>
+      </w:r>
+      <w:proofErr w:type="spellStart"/>
+      <w:r>
+        <w:t>por</w:t>
+      </w:r>
+      <w:proofErr w:type="spellEnd"/>
+      <w:r>
+        <w:t xml:space="preserve"> </w:t>
+      </w:r>
+      <w:proofErr w:type="spellStart"/>
+      <w:r>
+        <w:t>MissTortas.Infrastructure</w:t>
+      </w:r>
+      <w:proofErr w:type="spellEnd"/>
+      <w:r>
+        <w:t xml:space="preserve">: </w:t>
+      </w:r>
+      <w:proofErr w:type="spellStart"/>
+      <w:r>
+        <w:t>además</w:t>
+      </w:r>
+      <w:proofErr w:type="spellEnd"/>
+      <w:r>
+        <w:t xml:space="preserve"> de la </w:t>
+      </w:r>
+      <w:proofErr w:type="spellStart"/>
+      <w:r>
+        <w:t>asignación</w:t>
+      </w:r>
+      <w:proofErr w:type="spellEnd"/>
+      <w:r>
+        <w:t xml:space="preserve"> de roles, el </w:t>
+      </w:r>
+      <w:proofErr w:type="spellStart"/>
+      <w:r>
+        <w:t>sistema</w:t>
+      </w:r>
+      <w:proofErr w:type="spellEnd"/>
+      <w:r>
+        <w:t xml:space="preserve"> </w:t>
+      </w:r>
+      <w:proofErr w:type="spellStart"/>
+      <w:r>
+        <w:t>permite</w:t>
+      </w:r>
+      <w:proofErr w:type="spellEnd"/>
+      <w:r>
+        <w:t xml:space="preserve"> </w:t>
+      </w:r>
+      <w:proofErr w:type="spellStart"/>
+      <w:r>
+        <w:t>otorgar</w:t>
+      </w:r>
+      <w:proofErr w:type="spellEnd"/>
+      <w:r>
+        <w:t xml:space="preserve"> </w:t>
+      </w:r>
+      <w:proofErr w:type="spellStart"/>
+      <w:r>
+        <w:t>permisos</w:t>
+      </w:r>
+      <w:proofErr w:type="spellEnd"/>
+      <w:r>
+        <w:t xml:space="preserve"> tanto a </w:t>
+      </w:r>
+      <w:proofErr w:type="spellStart"/>
+      <w:r>
+        <w:t>nivel</w:t>
+      </w:r>
+      <w:proofErr w:type="spellEnd"/>
+      <w:r>
+        <w:t xml:space="preserve"> de </w:t>
+      </w:r>
+      <w:proofErr w:type="spellStart"/>
+      <w:r>
+        <w:t>rol</w:t>
+      </w:r>
+      <w:proofErr w:type="spellEnd"/>
+      <w:r>
+        <w:t xml:space="preserve"> </w:t>
+      </w:r>
+      <w:proofErr w:type="spellStart"/>
+      <w:r>
+        <w:t>como</w:t>
+      </w:r>
+      <w:proofErr w:type="spellEnd"/>
+      <w:r>
+        <w:t xml:space="preserve"> a </w:t>
+      </w:r>
+      <w:proofErr w:type="spellStart"/>
+      <w:r>
+        <w:t>nivel</w:t>
+      </w:r>
+      <w:proofErr w:type="spellEnd"/>
+      <w:r>
+        <w:t xml:space="preserve"> de </w:t>
+      </w:r>
+      <w:proofErr w:type="spellStart"/>
+      <w:r>
+        <w:t>usuario</w:t>
+      </w:r>
+      <w:proofErr w:type="spellEnd"/>
+      <w:r>
+        <w:t xml:space="preserve"> individual, lo </w:t>
+      </w:r>
+      <w:proofErr w:type="spellStart"/>
+      <w:r>
+        <w:t>que</w:t>
+      </w:r>
+      <w:proofErr w:type="spellEnd"/>
+      <w:r>
+        <w:t xml:space="preserve"> da </w:t>
+      </w:r>
+      <w:proofErr w:type="spellStart"/>
+      <w:r>
+        <w:t>flexibilidad</w:t>
+      </w:r>
+      <w:proofErr w:type="spellEnd"/>
+      <w:r>
+        <w:t xml:space="preserve"> para </w:t>
+      </w:r>
+      <w:proofErr w:type="spellStart"/>
+      <w:r>
+        <w:t>casos</w:t>
+      </w:r>
+      <w:proofErr w:type="spellEnd"/>
+      <w:r>
+        <w:t xml:space="preserve"> </w:t>
+      </w:r>
+      <w:proofErr w:type="spellStart"/>
+      <w:r>
+        <w:t>particulares</w:t>
+      </w:r>
+      <w:proofErr w:type="spellEnd"/>
+      <w:r>
+        <w:t xml:space="preserve"> sin </w:t>
+      </w:r>
+      <w:proofErr w:type="spellStart"/>
+      <w:r>
+        <w:t>necesidad</w:t>
+      </w:r>
+      <w:proofErr w:type="spellEnd"/>
+      <w:r>
+        <w:t xml:space="preserve"> de </w:t>
+      </w:r>
+      <w:proofErr w:type="spellStart"/>
+      <w:r>
+        <w:t>crear</w:t>
+      </w:r>
+      <w:proofErr w:type="spellEnd"/>
+      <w:r>
+        <w:t xml:space="preserve"> </w:t>
+      </w:r>
+      <w:proofErr w:type="spellStart"/>
+      <w:r>
+        <w:t>nuevos</w:t>
+      </w:r>
+      <w:proofErr w:type="spellEnd"/>
+      <w:r>
+        <w:t xml:space="preserve"> roles.</w:t>
+      </w:r>
+    </w:p>
+    <w:p>
+      <w:pPr>
+        <w:pStyle w:val="Heading1"/>
+        <w:spacing w:before="400" w:after="200"/>
+      </w:pPr>
+      <w:r>
+        <w:rPr>
+          <w:color w:val="5C2E22"/>
+        </w:rPr>
+        <w:t xml:space="preserve">6. </w:t>
+      </w:r>
+      <w:proofErr w:type="spellStart"/>
+      <w:r>
+        <w:rPr>
+          <w:color w:val="5C2E22"/>
+        </w:rPr>
+        <w:t>Gestión</w:t>
+      </w:r>
+      <w:proofErr w:type="spellEnd"/>
+      <w:r>
+        <w:rPr>
+          <w:color w:val="5C2E22"/>
+        </w:rPr>
+        <w:t xml:space="preserve"> de </w:t>
+      </w:r>
+      <w:proofErr w:type="spellStart"/>
+      <w:r>
+        <w:rPr>
+          <w:color w:val="5C2E22"/>
+        </w:rPr>
+        <w:t>órdenes</w:t>
+      </w:r>
+      <w:proofErr w:type="spellEnd"/>
+      <w:r>
+        <w:rPr>
+          <w:color w:val="5C2E22"/>
+        </w:rPr>
+        <w:t xml:space="preserve"> y </w:t>
+      </w:r>
+      <w:proofErr w:type="spellStart"/>
+      <w:r>
+        <w:rPr>
+          <w:color w:val="5C2E22"/>
+        </w:rPr>
+        <w:t>tareas</w:t>
+      </w:r>
+      <w:proofErr w:type="spellEnd"/>
+    </w:p>
+    <w:p>
+      <w:pPr>
+        <w:spacing w:after="160"/>
+      </w:pPr>
+      <w:r>
+        <w:t xml:space="preserve">De forma superficial, el </w:t>
+      </w:r>
+      <w:proofErr w:type="spellStart"/>
+      <w:r>
+        <w:t>flujo</w:t>
+      </w:r>
+      <w:proofErr w:type="spellEnd"/>
+      <w:r>
+        <w:t xml:space="preserve"> de </w:t>
+      </w:r>
+      <w:proofErr w:type="spellStart"/>
+      <w:r>
+        <w:t>una</w:t>
+      </w:r>
+      <w:proofErr w:type="spellEnd"/>
+      <w:r>
+        <w:t xml:space="preserve"> </w:t>
+      </w:r>
+      <w:proofErr w:type="spellStart"/>
+      <w:r>
+        <w:t>orden</w:t>
+      </w:r>
+      <w:proofErr w:type="spellEnd"/>
+      <w:r>
+        <w:t xml:space="preserve"> </w:t>
+      </w:r>
+      <w:proofErr w:type="spellStart"/>
+      <w:r>
+        <w:t>dentro</w:t>
+      </w:r>
+      <w:proofErr w:type="spellEnd"/>
+      <w:r>
+        <w:t xml:space="preserve"> del </w:t>
+      </w:r>
+      <w:proofErr w:type="spellStart"/>
+      <w:r>
+        <w:t>sistema</w:t>
+      </w:r>
+      <w:proofErr w:type="spellEnd"/>
+      <w:r>
+        <w:t xml:space="preserve"> es el </w:t>
+      </w:r>
+      <w:proofErr w:type="spellStart"/>
+      <w:r>
+        <w:t>siguiente</w:t>
+      </w:r>
+      <w:proofErr w:type="spellEnd"/>
+      <w:r>
+        <w:t>:</w:t>
       </w:r>
     </w:p>
     <w:p>
@@ -951,7 +4658,63 @@
         <w:spacing w:after="80"/>
       </w:pPr>
       <w:r>
-        <w:t>La orden se genera y se le asignan una o más tareas a usuarios del sistema.</w:t>
+        <w:t xml:space="preserve">La </w:t>
+      </w:r>
+      <w:proofErr w:type="spellStart"/>
+      <w:r>
+        <w:t>orden</w:t>
+      </w:r>
+      <w:proofErr w:type="spellEnd"/>
+      <w:r>
+        <w:t xml:space="preserve"> se genera y se le </w:t>
+      </w:r>
+      <w:proofErr w:type="spellStart"/>
+      <w:r>
+        <w:t>asignan</w:t>
+      </w:r>
+      <w:proofErr w:type="spellEnd"/>
+      <w:r>
+        <w:t xml:space="preserve"> </w:t>
+      </w:r>
+      <w:proofErr w:type="spellStart"/>
+      <w:r>
+        <w:t>una</w:t>
+      </w:r>
+      <w:proofErr w:type="spellEnd"/>
+      <w:r>
+        <w:t xml:space="preserve"> o </w:t>
+      </w:r>
+      <w:proofErr w:type="spellStart"/>
+      <w:r>
+        <w:t>más</w:t>
+      </w:r>
+      <w:proofErr w:type="spellEnd"/>
+      <w:r>
+        <w:t xml:space="preserve"> </w:t>
+      </w:r>
+      <w:proofErr w:type="spellStart"/>
+      <w:r>
+        <w:t>tareas</w:t>
+      </w:r>
+      <w:proofErr w:type="spellEnd"/>
+      <w:r>
+        <w:t xml:space="preserve"> a </w:t>
+      </w:r>
+      <w:proofErr w:type="spellStart"/>
+      <w:r>
+        <w:t>usuarios</w:t>
+      </w:r>
+      <w:proofErr w:type="spellEnd"/>
+      <w:r>
+        <w:t xml:space="preserve"> del </w:t>
+      </w:r>
+      <w:proofErr w:type="spellStart"/>
+      <w:r>
+        <w:t>sistema</w:t>
+      </w:r>
+      <w:proofErr w:type="spellEnd"/>
+      <w:r>
+        <w:t>.</w:t>
       </w:r>
     </w:p>
     <w:p>
@@ -964,7 +4727,87 @@
         <w:spacing w:after="80"/>
       </w:pPr>
       <w:r>
-        <w:t>A medida que las tareas asociadas se van completando, el sistema realiza el seguimiento del progreso de la orden.</w:t>
+        <w:t xml:space="preserve">A </w:t>
+      </w:r>
+      <w:proofErr w:type="spellStart"/>
+      <w:r>
+        <w:t>medida</w:t>
+      </w:r>
+      <w:proofErr w:type="spellEnd"/>
+      <w:r>
+        <w:t xml:space="preserve"> </w:t>
+      </w:r>
+      <w:proofErr w:type="spellStart"/>
+      <w:r>
+        <w:t>que</w:t>
+      </w:r>
+      <w:proofErr w:type="spellEnd"/>
+      <w:r>
+        <w:t xml:space="preserve"> las </w:t>
+      </w:r>
+      <w:proofErr w:type="spellStart"/>
+      <w:r>
+        <w:t>tareas</w:t>
+      </w:r>
+      <w:proofErr w:type="spellEnd"/>
+      <w:r>
+        <w:t xml:space="preserve"> </w:t>
+      </w:r>
+      <w:proofErr w:type="spellStart"/>
+      <w:r>
+        <w:t>asociadas</w:t>
+      </w:r>
+      <w:proofErr w:type="spellEnd"/>
+      <w:r>
+        <w:t xml:space="preserve"> se van </w:t>
+      </w:r>
+      <w:proofErr w:type="spellStart"/>
+      <w:r>
+        <w:t>completando</w:t>
+      </w:r>
+      <w:proofErr w:type="spellEnd"/>
+      <w:r>
+        <w:t xml:space="preserve">, el </w:t>
+      </w:r>
+      <w:proofErr w:type="spellStart"/>
+      <w:r>
+        <w:t>sistema</w:t>
+      </w:r>
+      <w:proofErr w:type="spellEnd"/>
+      <w:r>
+        <w:t xml:space="preserve"> </w:t>
+      </w:r>
+      <w:proofErr w:type="spellStart"/>
+      <w:r>
+        <w:t>realiza</w:t>
+      </w:r>
+      <w:proofErr w:type="spellEnd"/>
+      <w:r>
+        <w:t xml:space="preserve"> el </w:t>
+      </w:r>
+      <w:proofErr w:type="spellStart"/>
+      <w:r>
+        <w:t>seguimiento</w:t>
+      </w:r>
+      <w:proofErr w:type="spellEnd"/>
+      <w:r>
+        <w:t xml:space="preserve"> del </w:t>
+      </w:r>
+      <w:proofErr w:type="spellStart"/>
+      <w:r>
+        <w:t>progreso</w:t>
+      </w:r>
+      <w:proofErr w:type="spellEnd"/>
+      <w:r>
+        <w:t xml:space="preserve"> de la </w:t>
+      </w:r>
+      <w:proofErr w:type="spellStart"/>
+      <w:r>
+        <w:t>orden</w:t>
+      </w:r>
+      <w:proofErr w:type="spellEnd"/>
+      <w:r>
+        <w:t>.</w:t>
       </w:r>
     </w:p>
     <w:p>
@@ -977,7 +4820,79 @@
         <w:spacing w:after="80"/>
       </w:pPr>
       <w:r>
-        <w:t>Cuando la totalidad de las tareas de una orden son finalizadas, el estado de la orden cambia automáticamente a "finalizado".</w:t>
+        <w:t xml:space="preserve">Cuando la </w:t>
+      </w:r>
+      <w:proofErr w:type="spellStart"/>
+      <w:r>
+        <w:t>totalidad</w:t>
+      </w:r>
+      <w:proofErr w:type="spellEnd"/>
+      <w:r>
+        <w:t xml:space="preserve"> de las </w:t>
+      </w:r>
+      <w:proofErr w:type="spellStart"/>
+      <w:r>
+        <w:t>tareas</w:t>
+      </w:r>
+      <w:proofErr w:type="spellEnd"/>
+      <w:r>
+        <w:t xml:space="preserve"> de </w:t>
+      </w:r>
+      <w:proofErr w:type="spellStart"/>
+      <w:r>
+        <w:t>una</w:t>
+      </w:r>
+      <w:proofErr w:type="spellEnd"/>
+      <w:r>
+        <w:t xml:space="preserve"> </w:t>
+      </w:r>
+      <w:proofErr w:type="spellStart"/>
+      <w:r>
+        <w:t>orden</w:t>
+      </w:r>
+      <w:proofErr w:type="spellEnd"/>
+      <w:r>
+        <w:t xml:space="preserve"> son </w:t>
+      </w:r>
+      <w:proofErr w:type="spellStart"/>
+      <w:r>
+        <w:t>finalizadas</w:t>
+      </w:r>
+      <w:proofErr w:type="spellEnd"/>
+      <w:r>
+        <w:t xml:space="preserve">, el </w:t>
+      </w:r>
+      <w:proofErr w:type="spellStart"/>
+      <w:r>
+        <w:t>estado</w:t>
+      </w:r>
+      <w:proofErr w:type="spellEnd"/>
+      <w:r>
+        <w:t xml:space="preserve"> de la </w:t>
+      </w:r>
+      <w:proofErr w:type="spellStart"/>
+      <w:r>
+        <w:t>orden</w:t>
+      </w:r>
+      <w:proofErr w:type="spellEnd"/>
+      <w:r>
+        <w:t xml:space="preserve"> cambia </w:t>
+      </w:r>
+      <w:proofErr w:type="spellStart"/>
+      <w:r>
+        <w:t>automáticamente</w:t>
+      </w:r>
+      <w:proofErr w:type="spellEnd"/>
+      <w:r>
+        <w:t xml:space="preserve"> a "</w:t>
+      </w:r>
+      <w:proofErr w:type="spellStart"/>
+      <w:r>
+        <w:t>finalizado</w:t>
+      </w:r>
+      <w:proofErr w:type="spellEnd"/>
+      <w:r>
+        <w:t>".</w:t>
       </w:r>
     </w:p>
     <w:p>
@@ -989,8 +4904,77 @@
         </w:numPr>
         <w:spacing w:after="80"/>
       </w:pPr>
-      <w:r>
-        <w:t>Alternativamente, la orden puede cancelarse por el propio usuario que la originó.</w:t>
+      <w:proofErr w:type="spellStart"/>
+      <w:r>
+        <w:t>Alternativamente</w:t>
+      </w:r>
+      <w:proofErr w:type="spellEnd"/>
+      <w:r>
+        <w:t xml:space="preserve">, la </w:t>
+      </w:r>
+      <w:proofErr w:type="spellStart"/>
+      <w:r>
+        <w:t>orden</w:t>
+      </w:r>
+      <w:proofErr w:type="spellEnd"/>
+      <w:r>
+        <w:t xml:space="preserve"> </w:t>
+      </w:r>
+      <w:proofErr w:type="spellStart"/>
+      <w:r>
+        <w:t>puede</w:t>
+      </w:r>
+      <w:proofErr w:type="spellEnd"/>
+      <w:r>
+        <w:t xml:space="preserve"> </w:t>
+      </w:r>
+      <w:proofErr w:type="spellStart"/>
+      <w:r>
+        <w:t>cancelarse</w:t>
+      </w:r>
+      <w:proofErr w:type="spellEnd"/>
+      <w:r>
+        <w:t xml:space="preserve"> </w:t>
+      </w:r>
+      <w:proofErr w:type="spellStart"/>
+      <w:r>
+        <w:t>por</w:t>
+      </w:r>
+      <w:proofErr w:type="spellEnd"/>
+      <w:r>
+        <w:t xml:space="preserve"> el </w:t>
+      </w:r>
+      <w:proofErr w:type="spellStart"/>
+      <w:r>
+        <w:t>propio</w:t>
+      </w:r>
+      <w:proofErr w:type="spellEnd"/>
+      <w:r>
+        <w:t xml:space="preserve"> </w:t>
+      </w:r>
+      <w:proofErr w:type="spellStart"/>
+      <w:r>
+        <w:t>usuario</w:t>
+      </w:r>
+      <w:proofErr w:type="spellEnd"/>
+      <w:r>
+        <w:t xml:space="preserve"> </w:t>
+      </w:r>
+      <w:proofErr w:type="spellStart"/>
+      <w:r>
+        <w:t>que</w:t>
+      </w:r>
+      <w:proofErr w:type="spellEnd"/>
+      <w:r>
+        <w:t xml:space="preserve"> la </w:t>
+      </w:r>
+      <w:proofErr w:type="spellStart"/>
+      <w:r>
+        <w:t>originó</w:t>
+      </w:r>
+      <w:proofErr w:type="spellEnd"/>
+      <w:r>
+        <w:t>.</w:t>
       </w:r>
     </w:p>
     <w:p>
@@ -1003,7 +4987,79 @@
         <w:spacing w:after="80"/>
       </w:pPr>
       <w:r>
-        <w:t>Un administrador de órdenes también puede finalizar una orden de forma manual, independientemente del estado de sus tareas.</w:t>
+        <w:t xml:space="preserve">Un </w:t>
+      </w:r>
+      <w:proofErr w:type="spellStart"/>
+      <w:r>
+        <w:t>administrador</w:t>
+      </w:r>
+      <w:proofErr w:type="spellEnd"/>
+      <w:r>
+        <w:t xml:space="preserve"> de </w:t>
+      </w:r>
+      <w:proofErr w:type="spellStart"/>
+      <w:r>
+        <w:t>órdenes</w:t>
+      </w:r>
+      <w:proofErr w:type="spellEnd"/>
+      <w:r>
+        <w:t xml:space="preserve"> también </w:t>
+      </w:r>
+      <w:proofErr w:type="spellStart"/>
+      <w:r>
+        <w:t>puede</w:t>
+      </w:r>
+      <w:proofErr w:type="spellEnd"/>
+      <w:r>
+        <w:t xml:space="preserve"> </w:t>
+      </w:r>
+      <w:proofErr w:type="spellStart"/>
+      <w:r>
+        <w:t>finalizar</w:t>
+      </w:r>
+      <w:proofErr w:type="spellEnd"/>
+      <w:r>
+        <w:t xml:space="preserve"> </w:t>
+      </w:r>
+      <w:proofErr w:type="spellStart"/>
+      <w:r>
+        <w:t>una</w:t>
+      </w:r>
+      <w:proofErr w:type="spellEnd"/>
+      <w:r>
+        <w:t xml:space="preserve"> </w:t>
+      </w:r>
+      <w:proofErr w:type="spellStart"/>
+      <w:r>
+        <w:t>orden</w:t>
+      </w:r>
+      <w:proofErr w:type="spellEnd"/>
+      <w:r>
+        <w:t xml:space="preserve"> de forma manual, </w:t>
+      </w:r>
+      <w:proofErr w:type="spellStart"/>
+      <w:r>
+        <w:t>independientemente</w:t>
+      </w:r>
+      <w:proofErr w:type="spellEnd"/>
+      <w:r>
+        <w:t xml:space="preserve"> del </w:t>
+      </w:r>
+      <w:proofErr w:type="spellStart"/>
+      <w:r>
+        <w:t>estado</w:t>
+      </w:r>
+      <w:proofErr w:type="spellEnd"/>
+      <w:r>
+        <w:t xml:space="preserve"> de sus </w:t>
+      </w:r>
+      <w:proofErr w:type="spellStart"/>
+      <w:r>
+        <w:t>tareas</w:t>
+      </w:r>
+      <w:proofErr w:type="spellEnd"/>
+      <w:r>
+        <w:t>.</w:t>
       </w:r>
     </w:p>
     <w:p>
@@ -1024,27 +5080,285 @@
         <w:rPr>
           <w:color w:val="5C2E22"/>
         </w:rPr>
-        <w:t>7</w:t>
-      </w:r>
+        <w:t xml:space="preserve">7. </w:t>
+      </w:r>
+      <w:proofErr w:type="spellStart"/>
       <w:r>
         <w:rPr>
           <w:color w:val="5C2E22"/>
         </w:rPr>
-        <w:t>. Gestión d</w:t>
-      </w:r>
+        <w:t>Gestión</w:t>
+      </w:r>
+      <w:proofErr w:type="spellEnd"/>
       <w:r>
         <w:rPr>
           <w:color w:val="5C2E22"/>
         </w:rPr>
-        <w:t>e productos</w:t>
-      </w:r>
+        <w:t xml:space="preserve"> de </w:t>
+      </w:r>
+      <w:proofErr w:type="spellStart"/>
+      <w:r>
+        <w:rPr>
+          <w:color w:val="5C2E22"/>
+        </w:rPr>
+        <w:t>productos</w:t>
+      </w:r>
+      <w:proofErr w:type="spellEnd"/>
     </w:p>
     <w:p>
       <w:pPr>
         <w:spacing w:after="80"/>
       </w:pPr>
       <w:r>
-        <w:t>Dos tipos de productos, productos de stock y productos de venta. Las actualizaciones de los productos a la venta van de la mano con los productos de stock. No debe haber mas productos a la venta de los que hay disponible en el stock. Los permisos para gestionar los tipos de ordenes deben ser asignados mediante la parte de escritorio a los roles correspondiente.</w:t>
+        <w:t xml:space="preserve">Dos </w:t>
+      </w:r>
+      <w:proofErr w:type="spellStart"/>
+      <w:r>
+        <w:t>tipos</w:t>
+      </w:r>
+      <w:proofErr w:type="spellEnd"/>
+      <w:r>
+        <w:t xml:space="preserve"> de </w:t>
+      </w:r>
+      <w:proofErr w:type="spellStart"/>
+      <w:r>
+        <w:t>productos</w:t>
+      </w:r>
+      <w:proofErr w:type="spellEnd"/>
+      <w:r>
+        <w:t xml:space="preserve">, </w:t>
+      </w:r>
+      <w:proofErr w:type="spellStart"/>
+      <w:r>
+        <w:t>productos</w:t>
+      </w:r>
+      <w:proofErr w:type="spellEnd"/>
+      <w:r>
+        <w:t xml:space="preserve"> de stock y </w:t>
+      </w:r>
+      <w:proofErr w:type="spellStart"/>
+      <w:r>
+        <w:t>productos</w:t>
+      </w:r>
+      <w:proofErr w:type="spellEnd"/>
+      <w:r>
+        <w:t xml:space="preserve"> de </w:t>
+      </w:r>
+      <w:proofErr w:type="spellStart"/>
+      <w:r>
+        <w:t>venta</w:t>
+      </w:r>
+      <w:proofErr w:type="spellEnd"/>
+      <w:r>
+        <w:t xml:space="preserve">. Las </w:t>
+      </w:r>
+      <w:proofErr w:type="spellStart"/>
+      <w:r>
+        <w:t>actualizaciones</w:t>
+      </w:r>
+      <w:proofErr w:type="spellEnd"/>
+      <w:r>
+        <w:t xml:space="preserve"> de </w:t>
+      </w:r>
+      <w:proofErr w:type="spellStart"/>
+      <w:r>
+        <w:t>los</w:t>
+      </w:r>
+      <w:proofErr w:type="spellEnd"/>
+      <w:r>
+        <w:t xml:space="preserve"> </w:t>
+      </w:r>
+      <w:proofErr w:type="spellStart"/>
+      <w:r>
+        <w:t>productos</w:t>
+      </w:r>
+      <w:proofErr w:type="spellEnd"/>
+      <w:r>
+        <w:t xml:space="preserve"> a la </w:t>
+      </w:r>
+      <w:proofErr w:type="spellStart"/>
+      <w:r>
+        <w:t>venta</w:t>
+      </w:r>
+      <w:proofErr w:type="spellEnd"/>
+      <w:r>
+        <w:t xml:space="preserve"> van de la mano con </w:t>
+      </w:r>
+      <w:proofErr w:type="spellStart"/>
+      <w:r>
+        <w:t>los</w:t>
+      </w:r>
+      <w:proofErr w:type="spellEnd"/>
+      <w:r>
+        <w:t xml:space="preserve"> </w:t>
+      </w:r>
+      <w:proofErr w:type="spellStart"/>
+      <w:r>
+        <w:t>productos</w:t>
+      </w:r>
+      <w:proofErr w:type="spellEnd"/>
+      <w:r>
+        <w:t xml:space="preserve"> de stock. No </w:t>
+      </w:r>
+      <w:proofErr w:type="spellStart"/>
+      <w:r>
+        <w:t>debe</w:t>
+      </w:r>
+      <w:proofErr w:type="spellEnd"/>
+      <w:r>
+        <w:t xml:space="preserve"> </w:t>
+      </w:r>
+      <w:proofErr w:type="spellStart"/>
+      <w:r>
+        <w:t>haber</w:t>
+      </w:r>
+      <w:proofErr w:type="spellEnd"/>
+      <w:r>
+        <w:t xml:space="preserve"> mas </w:t>
+      </w:r>
+      <w:proofErr w:type="spellStart"/>
+      <w:r>
+        <w:t>productos</w:t>
+      </w:r>
+      <w:proofErr w:type="spellEnd"/>
+      <w:r>
+        <w:t xml:space="preserve"> a la </w:t>
+      </w:r>
+      <w:proofErr w:type="spellStart"/>
+      <w:r>
+        <w:t>venta</w:t>
+      </w:r>
+      <w:proofErr w:type="spellEnd"/>
+      <w:r>
+        <w:t xml:space="preserve"> de </w:t>
+      </w:r>
+      <w:proofErr w:type="spellStart"/>
+      <w:r>
+        <w:t>los</w:t>
+      </w:r>
+      <w:proofErr w:type="spellEnd"/>
+      <w:r>
+        <w:t xml:space="preserve"> </w:t>
+      </w:r>
+      <w:proofErr w:type="spellStart"/>
+      <w:r>
+        <w:t>que</w:t>
+      </w:r>
+      <w:proofErr w:type="spellEnd"/>
+      <w:r>
+        <w:t xml:space="preserve"> hay disponible </w:t>
+      </w:r>
+      <w:proofErr w:type="spellStart"/>
+      <w:r>
+        <w:t>en</w:t>
+      </w:r>
+      <w:proofErr w:type="spellEnd"/>
+      <w:r>
+        <w:t xml:space="preserve"> el stock. Los </w:t>
+      </w:r>
+      <w:proofErr w:type="spellStart"/>
+      <w:r>
+        <w:t>permisos</w:t>
+      </w:r>
+      <w:proofErr w:type="spellEnd"/>
+      <w:r>
+        <w:t xml:space="preserve"> para </w:t>
+      </w:r>
+      <w:proofErr w:type="spellStart"/>
+      <w:r>
+        <w:t>gestionar</w:t>
+      </w:r>
+      <w:proofErr w:type="spellEnd"/>
+      <w:r>
+        <w:t xml:space="preserve"> </w:t>
+      </w:r>
+      <w:proofErr w:type="spellStart"/>
+      <w:r>
+        <w:t>los</w:t>
+      </w:r>
+      <w:proofErr w:type="spellEnd"/>
+      <w:r>
+        <w:t xml:space="preserve"> </w:t>
+      </w:r>
+      <w:proofErr w:type="spellStart"/>
+      <w:r>
+        <w:t>tipos</w:t>
+      </w:r>
+      <w:proofErr w:type="spellEnd"/>
+      <w:r>
+        <w:t xml:space="preserve"> de </w:t>
+      </w:r>
+      <w:proofErr w:type="spellStart"/>
+      <w:r>
+        <w:t>ordenes</w:t>
+      </w:r>
+      <w:proofErr w:type="spellEnd"/>
+      <w:r>
+        <w:t xml:space="preserve"> </w:t>
+      </w:r>
+      <w:proofErr w:type="spellStart"/>
+      <w:r>
+        <w:t>deben</w:t>
+      </w:r>
+      <w:proofErr w:type="spellEnd"/>
+      <w:r>
+        <w:t xml:space="preserve"> ser </w:t>
+      </w:r>
+      <w:proofErr w:type="spellStart"/>
+      <w:r>
+        <w:t>asignados</w:t>
+      </w:r>
+      <w:proofErr w:type="spellEnd"/>
+      <w:r>
+        <w:t xml:space="preserve"> </w:t>
+      </w:r>
+      <w:proofErr w:type="spellStart"/>
+      <w:r>
+        <w:t>mediante</w:t>
+      </w:r>
+      <w:proofErr w:type="spellEnd"/>
+      <w:r>
+        <w:t xml:space="preserve"> la </w:t>
+      </w:r>
+      <w:proofErr w:type="spellStart"/>
+      <w:r>
+        <w:t>parte</w:t>
+      </w:r>
+      <w:proofErr w:type="spellEnd"/>
+      <w:r>
+        <w:t xml:space="preserve"> de </w:t>
+      </w:r>
+      <w:proofErr w:type="spellStart"/>
+      <w:r>
+        <w:t>escritorio</w:t>
+      </w:r>
+      <w:proofErr w:type="spellEnd"/>
+      <w:r>
+        <w:t xml:space="preserve"> a </w:t>
+      </w:r>
+      <w:proofErr w:type="spellStart"/>
+      <w:r>
+        <w:t>los</w:t>
+      </w:r>
+      <w:proofErr w:type="spellEnd"/>
+      <w:r>
+        <w:t xml:space="preserve"> </w:t>
+      </w:r>
+      <w:proofErr w:type="spellStart"/>
+      <w:r>
+        <w:t>roles</w:t>
+      </w:r>
+      <w:proofErr w:type="spellEnd"/>
+      <w:r>
+        <w:t xml:space="preserve"> </w:t>
+      </w:r>
+      <w:proofErr w:type="spellStart"/>
+      <w:r>
+        <w:t>correspondiente</w:t>
+      </w:r>
+      <w:proofErr w:type="spellEnd"/>
+      <w:r>
+        <w:t>.</w:t>
       </w:r>
     </w:p>
     <w:p>
@@ -1052,7 +5366,130 @@
         <w:spacing w:after="80"/>
       </w:pPr>
       <w:r>
-        <w:t>Una vez la orden finalice, el product se descontara del stock de la venta. En caso de que la orden sea cancelada, se devolveran las cantidades reservadas antes de la preparacion.</w:t>
+        <w:t xml:space="preserve">Una </w:t>
+      </w:r>
+      <w:proofErr w:type="spellStart"/>
+      <w:r>
+        <w:t>vez</w:t>
+      </w:r>
+      <w:proofErr w:type="spellEnd"/>
+      <w:r>
+        <w:t xml:space="preserve"> la </w:t>
+      </w:r>
+      <w:proofErr w:type="spellStart"/>
+      <w:r>
+        <w:t>orden</w:t>
+      </w:r>
+      <w:proofErr w:type="spellEnd"/>
+      <w:r>
+        <w:t xml:space="preserve"> </w:t>
+      </w:r>
+      <w:proofErr w:type="spellStart"/>
+      <w:r>
+        <w:t>finalice</w:t>
+      </w:r>
+      <w:proofErr w:type="spellEnd"/>
+      <w:r>
+        <w:t xml:space="preserve">, el </w:t>
+      </w:r>
+      <w:proofErr w:type="spellStart"/>
+      <w:r>
+        <w:t>product</w:t>
+      </w:r>
+      <w:r>
+        <w:t>o</w:t>
+      </w:r>
+      <w:proofErr w:type="spellEnd"/>
+      <w:r>
+        <w:t xml:space="preserve"> se </w:t>
+      </w:r>
+      <w:proofErr w:type="spellStart"/>
+      <w:r>
+        <w:t>descontara</w:t>
+      </w:r>
+      <w:proofErr w:type="spellEnd"/>
+      <w:r>
+        <w:t xml:space="preserve"> del stock de la </w:t>
+      </w:r>
+      <w:proofErr w:type="spellStart"/>
+      <w:r>
+        <w:t>venta</w:t>
+      </w:r>
+      <w:proofErr w:type="spellEnd"/>
+      <w:r>
+        <w:t xml:space="preserve">. En </w:t>
+      </w:r>
+      <w:proofErr w:type="spellStart"/>
+      <w:r>
+        <w:t>caso</w:t>
+      </w:r>
+      <w:proofErr w:type="spellEnd"/>
+      <w:r>
+        <w:t xml:space="preserve"> de </w:t>
+      </w:r>
+      <w:proofErr w:type="spellStart"/>
+      <w:r>
+        <w:t>que</w:t>
+      </w:r>
+      <w:proofErr w:type="spellEnd"/>
+      <w:r>
+        <w:t xml:space="preserve"> la </w:t>
+      </w:r>
+      <w:proofErr w:type="spellStart"/>
+      <w:r>
+        <w:t>orden</w:t>
+      </w:r>
+      <w:proofErr w:type="spellEnd"/>
+      <w:r>
+        <w:t xml:space="preserve"> sea </w:t>
+      </w:r>
+      <w:proofErr w:type="spellStart"/>
+      <w:r>
+        <w:t>cancelada</w:t>
+      </w:r>
+      <w:proofErr w:type="spellEnd"/>
+      <w:r>
+        <w:t xml:space="preserve">, se </w:t>
+      </w:r>
+      <w:proofErr w:type="spellStart"/>
+      <w:r>
+        <w:t>devolveran</w:t>
+      </w:r>
+      <w:proofErr w:type="spellEnd"/>
+      <w:r>
+        <w:t xml:space="preserve"> las </w:t>
+      </w:r>
+      <w:proofErr w:type="spellStart"/>
+      <w:r>
+        <w:t>cantidades</w:t>
+      </w:r>
+      <w:proofErr w:type="spellEnd"/>
+      <w:r>
+        <w:t xml:space="preserve"> </w:t>
+      </w:r>
+      <w:proofErr w:type="spellStart"/>
+      <w:r>
+        <w:t>reservadas</w:t>
+      </w:r>
+      <w:proofErr w:type="spellEnd"/>
+      <w:r>
+        <w:t xml:space="preserve"> antes de la </w:t>
+      </w:r>
+      <w:proofErr w:type="spellStart"/>
+      <w:r>
+        <w:t>preparacion</w:t>
+      </w:r>
+      <w:proofErr w:type="spellEnd"/>
+      <w:r>
+        <w:t xml:space="preserve"> al stock </w:t>
+      </w:r>
+      <w:proofErr w:type="spellStart"/>
+      <w:r>
+        <w:t>correspondiente</w:t>
+      </w:r>
+      <w:proofErr w:type="spellEnd"/>
+      <w:r>
+        <w:t>.</w:t>
       </w:r>
     </w:p>
     <w:p>
@@ -1064,13 +5501,21 @@
         <w:rPr>
           <w:color w:val="5C2E22"/>
         </w:rPr>
-        <w:t>8</w:t>
-      </w:r>
+        <w:t xml:space="preserve">8. </w:t>
+      </w:r>
+      <w:proofErr w:type="spellStart"/>
       <w:r>
         <w:rPr>
           <w:color w:val="5C2E22"/>
         </w:rPr>
-        <w:t>. Consideraciones finales</w:t>
+        <w:t>Consideraciones</w:t>
+      </w:r>
+      <w:proofErr w:type="spellEnd"/>
+      <w:r>
+        <w:rPr>
+          <w:color w:val="5C2E22"/>
+        </w:rPr>
+        <w:t xml:space="preserve"> finales</w:t>
       </w:r>
     </w:p>
     <w:p>
@@ -1078,7 +5523,239 @@
         <w:spacing w:after="160"/>
       </w:pPr>
       <w:r>
-        <w:t>Este documento tiene carácter introductorio y no reemplaza la documentación técnica detallada de cada repositorio ni las definiciones de arquitectura, modelo de datos o políticas de seguridad que correspondan a cada componente. Su propósito es ofrecer una primera aproximación al sistema y a su organización general.</w:t>
+        <w:t xml:space="preserve">Este </w:t>
+      </w:r>
+      <w:proofErr w:type="spellStart"/>
+      <w:r>
+        <w:t>documento</w:t>
+      </w:r>
+      <w:proofErr w:type="spellEnd"/>
+      <w:r>
+        <w:t xml:space="preserve"> </w:t>
+      </w:r>
+      <w:proofErr w:type="spellStart"/>
+      <w:r>
+        <w:t>tiene</w:t>
+      </w:r>
+      <w:proofErr w:type="spellEnd"/>
+      <w:r>
+        <w:t xml:space="preserve"> </w:t>
+      </w:r>
+      <w:proofErr w:type="spellStart"/>
+      <w:r>
+        <w:t>carácter</w:t>
+      </w:r>
+      <w:proofErr w:type="spellEnd"/>
+      <w:r>
+        <w:t xml:space="preserve"> </w:t>
+      </w:r>
+      <w:proofErr w:type="spellStart"/>
+      <w:r>
+        <w:t>introductorio</w:t>
+      </w:r>
+      <w:proofErr w:type="spellEnd"/>
+      <w:r>
+        <w:t xml:space="preserve"> y no </w:t>
+      </w:r>
+      <w:proofErr w:type="spellStart"/>
+      <w:r>
+        <w:t>reemplaza</w:t>
+      </w:r>
+      <w:proofErr w:type="spellEnd"/>
+      <w:r>
+        <w:t xml:space="preserve"> la </w:t>
+      </w:r>
+      <w:proofErr w:type="spellStart"/>
+      <w:r>
+        <w:t>documentación</w:t>
+      </w:r>
+      <w:proofErr w:type="spellEnd"/>
+      <w:r>
+        <w:t xml:space="preserve"> </w:t>
+      </w:r>
+      <w:proofErr w:type="spellStart"/>
+      <w:r>
+        <w:t>técnica</w:t>
+      </w:r>
+      <w:proofErr w:type="spellEnd"/>
+      <w:r>
+        <w:t xml:space="preserve"> </w:t>
+      </w:r>
+      <w:proofErr w:type="spellStart"/>
+      <w:r>
+        <w:t>detallada</w:t>
+      </w:r>
+      <w:proofErr w:type="spellEnd"/>
+      <w:r>
+        <w:t xml:space="preserve"> de </w:t>
+      </w:r>
+      <w:proofErr w:type="spellStart"/>
+      <w:r>
+        <w:t>cada</w:t>
+      </w:r>
+      <w:proofErr w:type="spellEnd"/>
+      <w:r>
+        <w:t xml:space="preserve"> </w:t>
+      </w:r>
+      <w:proofErr w:type="spellStart"/>
+      <w:r>
+        <w:t>repositorio</w:t>
+      </w:r>
+      <w:proofErr w:type="spellEnd"/>
+      <w:r>
+        <w:t xml:space="preserve"> </w:t>
+      </w:r>
+      <w:proofErr w:type="spellStart"/>
+      <w:r>
+        <w:t>ni</w:t>
+      </w:r>
+      <w:proofErr w:type="spellEnd"/>
+      <w:r>
+        <w:t xml:space="preserve"> las </w:t>
+      </w:r>
+      <w:proofErr w:type="spellStart"/>
+      <w:r>
+        <w:t>definiciones</w:t>
+      </w:r>
+      <w:proofErr w:type="spellEnd"/>
+      <w:r>
+        <w:t xml:space="preserve"> de </w:t>
+      </w:r>
+      <w:proofErr w:type="spellStart"/>
+      <w:r>
+        <w:t>arquitectura</w:t>
+      </w:r>
+      <w:proofErr w:type="spellEnd"/>
+      <w:r>
+        <w:t xml:space="preserve">, </w:t>
+      </w:r>
+      <w:proofErr w:type="spellStart"/>
+      <w:r>
+        <w:t>modelo</w:t>
+      </w:r>
+      <w:proofErr w:type="spellEnd"/>
+      <w:r>
+        <w:t xml:space="preserve"> de </w:t>
+      </w:r>
+      <w:proofErr w:type="spellStart"/>
+      <w:r>
+        <w:t>datos</w:t>
+      </w:r>
+      <w:proofErr w:type="spellEnd"/>
+      <w:r>
+        <w:t xml:space="preserve"> o </w:t>
+      </w:r>
+      <w:proofErr w:type="spellStart"/>
+      <w:r>
+        <w:t>políticas</w:t>
+      </w:r>
+      <w:proofErr w:type="spellEnd"/>
+      <w:r>
+        <w:t xml:space="preserve"> de </w:t>
+      </w:r>
+      <w:proofErr w:type="spellStart"/>
+      <w:r>
+        <w:t>seguridad</w:t>
+      </w:r>
+      <w:proofErr w:type="spellEnd"/>
+      <w:r>
+        <w:t xml:space="preserve"> </w:t>
+      </w:r>
+      <w:proofErr w:type="spellStart"/>
+      <w:r>
+        <w:t>que</w:t>
+      </w:r>
+      <w:proofErr w:type="spellEnd"/>
+      <w:r>
+        <w:t xml:space="preserve"> </w:t>
+      </w:r>
+      <w:proofErr w:type="spellStart"/>
+      <w:r>
+        <w:t>correspondan</w:t>
+      </w:r>
+      <w:proofErr w:type="spellEnd"/>
+      <w:r>
+        <w:t xml:space="preserve"> a </w:t>
+      </w:r>
+      <w:proofErr w:type="spellStart"/>
+      <w:r>
+        <w:t>cada</w:t>
+      </w:r>
+      <w:proofErr w:type="spellEnd"/>
+      <w:r>
+        <w:t xml:space="preserve"> </w:t>
+      </w:r>
+      <w:proofErr w:type="spellStart"/>
+      <w:r>
+        <w:t>componente</w:t>
+      </w:r>
+      <w:proofErr w:type="spellEnd"/>
+      <w:r>
+        <w:t xml:space="preserve">. Su </w:t>
+      </w:r>
+      <w:proofErr w:type="spellStart"/>
+      <w:r>
+        <w:t>propósito</w:t>
+      </w:r>
+      <w:proofErr w:type="spellEnd"/>
+      <w:r>
+        <w:t xml:space="preserve"> es </w:t>
+      </w:r>
+      <w:proofErr w:type="spellStart"/>
+      <w:r>
+        <w:t>ofrecer</w:t>
+      </w:r>
+      <w:proofErr w:type="spellEnd"/>
+      <w:r>
+        <w:t xml:space="preserve"> </w:t>
+      </w:r>
+      <w:proofErr w:type="spellStart"/>
+      <w:r>
+        <w:t>una</w:t>
+      </w:r>
+      <w:proofErr w:type="spellEnd"/>
+      <w:r>
+        <w:t xml:space="preserve"> </w:t>
+      </w:r>
+      <w:proofErr w:type="spellStart"/>
+      <w:r>
+        <w:t>primera</w:t>
+      </w:r>
+      <w:proofErr w:type="spellEnd"/>
+      <w:r>
+        <w:t xml:space="preserve"> </w:t>
+      </w:r>
+      <w:proofErr w:type="spellStart"/>
+      <w:r>
+        <w:t>aproximación</w:t>
+      </w:r>
+      <w:proofErr w:type="spellEnd"/>
+      <w:r>
+        <w:t xml:space="preserve"> al </w:t>
+      </w:r>
+      <w:proofErr w:type="spellStart"/>
+      <w:r>
+        <w:t>sistema</w:t>
+      </w:r>
+      <w:proofErr w:type="spellEnd"/>
+      <w:r>
+        <w:t xml:space="preserve"> y a </w:t>
+      </w:r>
+      <w:proofErr w:type="spellStart"/>
+      <w:r>
+        <w:t>su</w:t>
+      </w:r>
+      <w:proofErr w:type="spellEnd"/>
+      <w:r>
+        <w:t xml:space="preserve"> </w:t>
+      </w:r>
+      <w:proofErr w:type="spellStart"/>
+      <w:r>
+        <w:t>organización</w:t>
+      </w:r>
+      <w:proofErr w:type="spellEnd"/>
+      <w:r>
+        <w:t xml:space="preserve"> general.</w:t>
       </w:r>
     </w:p>
     <w:sectPr>
